--- a/docs/分销奖励与收益说明.docx
+++ b/docs/分销奖励与收益说明.docx
@@ -101,7 +101,449 @@
           <w:rFonts w:ascii="Microsoft YaHei" w:hAnsi="Microsoft YaHei"/>
           <w:sz w:val="26"/>
         </w:rPr>
-        <w:t>三、奖励从哪里来</w:t>
+        <w:t>三、分销等级一览（简表）</w:t>
+      </w:r>
+    </w:p>
+    <w:p>
+      <w:r>
+        <w:rPr>
+          <w:rFonts w:ascii="Microsoft YaHei" w:hAnsi="Microsoft YaHei"/>
+          <w:sz w:val="22"/>
+        </w:rPr>
+        <w:t>为便于理解不同合作身份对应的权益差异，平台以简表形式列出分销等级框架。下表为示意模板，**各等级名称、次序及说明由平台填写后向用户公示**；若与线上一致，您可直接对照小程序内展示。</w:t>
+      </w:r>
+    </w:p>
+    <w:tbl>
+      <w:tblPr>
+        <w:tblStyle w:val="TableGrid"/>
+        <w:tblW w:type="auto" w:w="0"/>
+        <w:tblLook w:firstColumn="1" w:firstRow="1" w:lastColumn="0" w:lastRow="0" w:noHBand="0" w:noVBand="1" w:val="04A0"/>
+      </w:tblPr>
+      <w:tblGrid>
+        <w:gridCol w:w="2160"/>
+        <w:gridCol w:w="2160"/>
+        <w:gridCol w:w="2160"/>
+        <w:gridCol w:w="2160"/>
+      </w:tblGrid>
+      <w:tr>
+        <w:tc>
+          <w:tcPr>
+            <w:tcW w:type="dxa" w:w="2160"/>
+          </w:tcPr>
+          <w:p>
+            <w:r>
+              <w:rPr>
+                <w:rFonts w:ascii="Microsoft YaHei" w:hAnsi="Microsoft YaHei"/>
+                <w:sz w:val="20"/>
+              </w:rPr>
+              <w:t>等级名称</w:t>
+            </w:r>
+          </w:p>
+        </w:tc>
+        <w:tc>
+          <w:tcPr>
+            <w:tcW w:type="dxa" w:w="2160"/>
+          </w:tcPr>
+          <w:p>
+            <w:r>
+              <w:rPr>
+                <w:rFonts w:ascii="Microsoft YaHei" w:hAnsi="Microsoft YaHei"/>
+                <w:sz w:val="20"/>
+              </w:rPr>
+              <w:t>次序</w:t>
+            </w:r>
+          </w:p>
+        </w:tc>
+        <w:tc>
+          <w:tcPr>
+            <w:tcW w:type="dxa" w:w="2160"/>
+          </w:tcPr>
+          <w:p>
+            <w:r>
+              <w:rPr>
+                <w:rFonts w:ascii="Microsoft YaHei" w:hAnsi="Microsoft YaHei"/>
+                <w:sz w:val="20"/>
+              </w:rPr>
+              <w:t>核心说明</w:t>
+            </w:r>
+          </w:p>
+        </w:tc>
+        <w:tc>
+          <w:tcPr>
+            <w:tcW w:type="dxa" w:w="2160"/>
+          </w:tcPr>
+          <w:p>
+            <w:r>
+              <w:rPr>
+                <w:rFonts w:ascii="Microsoft YaHei" w:hAnsi="Microsoft YaHei"/>
+                <w:sz w:val="20"/>
+              </w:rPr>
+              <w:t>备注</w:t>
+            </w:r>
+          </w:p>
+        </w:tc>
+      </w:tr>
+      <w:tr>
+        <w:tc>
+          <w:tcPr>
+            <w:tcW w:type="dxa" w:w="2160"/>
+          </w:tcPr>
+          <w:p>
+            <w:r>
+              <w:rPr>
+                <w:rFonts w:ascii="Microsoft YaHei" w:hAnsi="Microsoft YaHei"/>
+                <w:sz w:val="20"/>
+              </w:rPr>
+              <w:t>—</w:t>
+            </w:r>
+          </w:p>
+        </w:tc>
+        <w:tc>
+          <w:tcPr>
+            <w:tcW w:type="dxa" w:w="2160"/>
+          </w:tcPr>
+          <w:p>
+            <w:r>
+              <w:rPr>
+                <w:rFonts w:ascii="Microsoft YaHei" w:hAnsi="Microsoft YaHei"/>
+                <w:sz w:val="20"/>
+              </w:rPr>
+              <w:t>—</w:t>
+            </w:r>
+          </w:p>
+        </w:tc>
+        <w:tc>
+          <w:tcPr>
+            <w:tcW w:type="dxa" w:w="2160"/>
+          </w:tcPr>
+          <w:p>
+            <w:r>
+              <w:rPr>
+                <w:rFonts w:ascii="Microsoft YaHei" w:hAnsi="Microsoft YaHei"/>
+                <w:sz w:val="20"/>
+              </w:rPr>
+              <w:t>—</w:t>
+            </w:r>
+          </w:p>
+        </w:tc>
+        <w:tc>
+          <w:tcPr>
+            <w:tcW w:type="dxa" w:w="2160"/>
+          </w:tcPr>
+          <w:p>
+            <w:r>
+              <w:rPr>
+                <w:rFonts w:ascii="Microsoft YaHei" w:hAnsi="Microsoft YaHei"/>
+                <w:sz w:val="20"/>
+              </w:rPr>
+              <w:t>—</w:t>
+            </w:r>
+          </w:p>
+        </w:tc>
+      </w:tr>
+      <w:tr>
+        <w:tc>
+          <w:tcPr>
+            <w:tcW w:type="dxa" w:w="2160"/>
+          </w:tcPr>
+          <w:p>
+            <w:r>
+              <w:rPr>
+                <w:rFonts w:ascii="Microsoft YaHei" w:hAnsi="Microsoft YaHei"/>
+                <w:sz w:val="20"/>
+              </w:rPr>
+              <w:t>—</w:t>
+            </w:r>
+          </w:p>
+        </w:tc>
+        <w:tc>
+          <w:tcPr>
+            <w:tcW w:type="dxa" w:w="2160"/>
+          </w:tcPr>
+          <w:p>
+            <w:r>
+              <w:rPr>
+                <w:rFonts w:ascii="Microsoft YaHei" w:hAnsi="Microsoft YaHei"/>
+                <w:sz w:val="20"/>
+              </w:rPr>
+              <w:t>—</w:t>
+            </w:r>
+          </w:p>
+        </w:tc>
+        <w:tc>
+          <w:tcPr>
+            <w:tcW w:type="dxa" w:w="2160"/>
+          </w:tcPr>
+          <w:p>
+            <w:r>
+              <w:rPr>
+                <w:rFonts w:ascii="Microsoft YaHei" w:hAnsi="Microsoft YaHei"/>
+                <w:sz w:val="20"/>
+              </w:rPr>
+              <w:t>—</w:t>
+            </w:r>
+          </w:p>
+        </w:tc>
+        <w:tc>
+          <w:tcPr>
+            <w:tcW w:type="dxa" w:w="2160"/>
+          </w:tcPr>
+          <w:p>
+            <w:r>
+              <w:rPr>
+                <w:rFonts w:ascii="Microsoft YaHei" w:hAnsi="Microsoft YaHei"/>
+                <w:sz w:val="20"/>
+              </w:rPr>
+              <w:t>—</w:t>
+            </w:r>
+          </w:p>
+        </w:tc>
+      </w:tr>
+      <w:tr>
+        <w:tc>
+          <w:tcPr>
+            <w:tcW w:type="dxa" w:w="2160"/>
+          </w:tcPr>
+          <w:p>
+            <w:r>
+              <w:rPr>
+                <w:rFonts w:ascii="Microsoft YaHei" w:hAnsi="Microsoft YaHei"/>
+                <w:sz w:val="20"/>
+              </w:rPr>
+              <w:t>—</w:t>
+            </w:r>
+          </w:p>
+        </w:tc>
+        <w:tc>
+          <w:tcPr>
+            <w:tcW w:type="dxa" w:w="2160"/>
+          </w:tcPr>
+          <w:p>
+            <w:r>
+              <w:rPr>
+                <w:rFonts w:ascii="Microsoft YaHei" w:hAnsi="Microsoft YaHei"/>
+                <w:sz w:val="20"/>
+              </w:rPr>
+              <w:t>—</w:t>
+            </w:r>
+          </w:p>
+        </w:tc>
+        <w:tc>
+          <w:tcPr>
+            <w:tcW w:type="dxa" w:w="2160"/>
+          </w:tcPr>
+          <w:p>
+            <w:r>
+              <w:rPr>
+                <w:rFonts w:ascii="Microsoft YaHei" w:hAnsi="Microsoft YaHei"/>
+                <w:sz w:val="20"/>
+              </w:rPr>
+              <w:t>—</w:t>
+            </w:r>
+          </w:p>
+        </w:tc>
+        <w:tc>
+          <w:tcPr>
+            <w:tcW w:type="dxa" w:w="2160"/>
+          </w:tcPr>
+          <w:p>
+            <w:r>
+              <w:rPr>
+                <w:rFonts w:ascii="Microsoft YaHei" w:hAnsi="Microsoft YaHei"/>
+                <w:sz w:val="20"/>
+              </w:rPr>
+              <w:t>—</w:t>
+            </w:r>
+          </w:p>
+        </w:tc>
+      </w:tr>
+      <w:tr>
+        <w:tc>
+          <w:tcPr>
+            <w:tcW w:type="dxa" w:w="2160"/>
+          </w:tcPr>
+          <w:p>
+            <w:r>
+              <w:rPr>
+                <w:rFonts w:ascii="Microsoft YaHei" w:hAnsi="Microsoft YaHei"/>
+                <w:sz w:val="20"/>
+              </w:rPr>
+              <w:t>—</w:t>
+            </w:r>
+          </w:p>
+        </w:tc>
+        <w:tc>
+          <w:tcPr>
+            <w:tcW w:type="dxa" w:w="2160"/>
+          </w:tcPr>
+          <w:p>
+            <w:r>
+              <w:rPr>
+                <w:rFonts w:ascii="Microsoft YaHei" w:hAnsi="Microsoft YaHei"/>
+                <w:sz w:val="20"/>
+              </w:rPr>
+              <w:t>—</w:t>
+            </w:r>
+          </w:p>
+        </w:tc>
+        <w:tc>
+          <w:tcPr>
+            <w:tcW w:type="dxa" w:w="2160"/>
+          </w:tcPr>
+          <w:p>
+            <w:r>
+              <w:rPr>
+                <w:rFonts w:ascii="Microsoft YaHei" w:hAnsi="Microsoft YaHei"/>
+                <w:sz w:val="20"/>
+              </w:rPr>
+              <w:t>—</w:t>
+            </w:r>
+          </w:p>
+        </w:tc>
+        <w:tc>
+          <w:tcPr>
+            <w:tcW w:type="dxa" w:w="2160"/>
+          </w:tcPr>
+          <w:p>
+            <w:r>
+              <w:rPr>
+                <w:rFonts w:ascii="Microsoft YaHei" w:hAnsi="Microsoft YaHei"/>
+                <w:sz w:val="20"/>
+              </w:rPr>
+              <w:t>—</w:t>
+            </w:r>
+          </w:p>
+        </w:tc>
+      </w:tr>
+      <w:tr>
+        <w:tc>
+          <w:tcPr>
+            <w:tcW w:type="dxa" w:w="2160"/>
+          </w:tcPr>
+          <w:p>
+            <w:r>
+              <w:rPr>
+                <w:rFonts w:ascii="Microsoft YaHei" w:hAnsi="Microsoft YaHei"/>
+                <w:sz w:val="20"/>
+              </w:rPr>
+              <w:t>—</w:t>
+            </w:r>
+          </w:p>
+        </w:tc>
+        <w:tc>
+          <w:tcPr>
+            <w:tcW w:type="dxa" w:w="2160"/>
+          </w:tcPr>
+          <w:p>
+            <w:r>
+              <w:rPr>
+                <w:rFonts w:ascii="Microsoft YaHei" w:hAnsi="Microsoft YaHei"/>
+                <w:sz w:val="20"/>
+              </w:rPr>
+              <w:t>—</w:t>
+            </w:r>
+          </w:p>
+        </w:tc>
+        <w:tc>
+          <w:tcPr>
+            <w:tcW w:type="dxa" w:w="2160"/>
+          </w:tcPr>
+          <w:p>
+            <w:r>
+              <w:rPr>
+                <w:rFonts w:ascii="Microsoft YaHei" w:hAnsi="Microsoft YaHei"/>
+                <w:sz w:val="20"/>
+              </w:rPr>
+              <w:t>—</w:t>
+            </w:r>
+          </w:p>
+        </w:tc>
+        <w:tc>
+          <w:tcPr>
+            <w:tcW w:type="dxa" w:w="2160"/>
+          </w:tcPr>
+          <w:p>
+            <w:r>
+              <w:rPr>
+                <w:rFonts w:ascii="Microsoft YaHei" w:hAnsi="Microsoft YaHei"/>
+                <w:sz w:val="20"/>
+              </w:rPr>
+              <w:t>—</w:t>
+            </w:r>
+          </w:p>
+        </w:tc>
+      </w:tr>
+    </w:tbl>
+    <w:p>
+      <w:pPr>
+        <w:pStyle w:val="Heading3"/>
+      </w:pPr>
+      <w:r>
+        <w:rPr>
+          <w:rFonts w:ascii="Microsoft YaHei" w:hAnsi="Microsoft YaHei"/>
+          <w:sz w:val="26"/>
+        </w:rPr>
+        <w:t>表后说明：各列含义</w:t>
+      </w:r>
+    </w:p>
+    <w:p>
+      <w:pPr>
+        <w:pStyle w:val="ListBullet"/>
+      </w:pPr>
+      <w:r>
+        <w:rPr>
+          <w:rFonts w:ascii="Microsoft YaHei" w:hAnsi="Microsoft YaHei"/>
+          <w:sz w:val="20"/>
+        </w:rPr>
+        <w:t>「等级名称」：您在小程序或合作资料中看到的分销身份名称，如「合作店」「区域伙伴」等，以平台实际配置为准。</w:t>
+      </w:r>
+    </w:p>
+    <w:p>
+      <w:pPr>
+        <w:pStyle w:val="ListBullet"/>
+      </w:pPr>
+      <w:r>
+        <w:rPr>
+          <w:rFonts w:ascii="Microsoft YaHei" w:hAnsi="Microsoft YaHei"/>
+          <w:sz w:val="20"/>
+        </w:rPr>
+        <w:t>「次序」：用于区分等级高低的序号；数字大小与「越高或越低」的对应关系以平台规则为准，便于理解链条中的先后关系。</w:t>
+      </w:r>
+    </w:p>
+    <w:p>
+      <w:pPr>
+        <w:pStyle w:val="ListBullet"/>
+      </w:pPr>
+      <w:r>
+        <w:rPr>
+          <w:rFonts w:ascii="Microsoft YaHei" w:hAnsi="Microsoft YaHei"/>
+          <w:sz w:val="20"/>
+        </w:rPr>
+        <w:t>「核心说明」：对该等级在拿货成本、推广奖励、团队权益等方面的概括性一句话，便于伙伴对照自身身份；具体数值以合同、后台或活动页公示为准。</w:t>
+      </w:r>
+    </w:p>
+    <w:p>
+      <w:pPr>
+        <w:pStyle w:val="ListBullet"/>
+      </w:pPr>
+      <w:r>
+        <w:rPr>
+          <w:rFonts w:ascii="Microsoft YaHei" w:hAnsi="Microsoft YaHei"/>
+          <w:sz w:val="20"/>
+        </w:rPr>
+        <w:t>「备注」：可填写升级条件提示、有效期、特殊政策等补充信息；无则保持空白或横线即可。</w:t>
+      </w:r>
+    </w:p>
+    <w:p>
+      <w:pPr>
+        <w:pStyle w:val="Heading2"/>
+      </w:pPr>
+      <w:r>
+        <w:rPr>
+          <w:rFonts w:ascii="Microsoft YaHei" w:hAnsi="Microsoft YaHei"/>
+          <w:sz w:val="26"/>
+        </w:rPr>
+        <w:t>四、奖励从哪里来</w:t>
       </w:r>
     </w:p>
     <w:p>
@@ -122,7 +564,7 @@
           <w:rFonts w:ascii="Microsoft YaHei" w:hAnsi="Microsoft YaHei"/>
           <w:sz w:val="26"/>
         </w:rPr>
-        <w:t>四、分配方式（原则说明）</w:t>
+        <w:t>五、分配方式（原则说明）</w:t>
       </w:r>
     </w:p>
     <w:p>
@@ -143,7 +585,7 @@
           <w:rFonts w:ascii="Microsoft YaHei" w:hAnsi="Microsoft YaHei"/>
           <w:sz w:val="26"/>
         </w:rPr>
-        <w:t>五、团队激励说明</w:t>
+        <w:t>六、团队激励说明</w:t>
       </w:r>
     </w:p>
     <w:p>
@@ -182,7 +624,7 @@
           <w:rFonts w:ascii="Microsoft YaHei" w:hAnsi="Microsoft YaHei"/>
           <w:sz w:val="26"/>
         </w:rPr>
-        <w:t>六、收益如何落实到您手中</w:t>
+        <w:t>七、收益如何落实到您手中</w:t>
       </w:r>
     </w:p>
     <w:p>
@@ -239,7 +681,7 @@
           <w:rFonts w:ascii="Microsoft YaHei" w:hAnsi="Microsoft YaHei"/>
           <w:sz w:val="26"/>
         </w:rPr>
-        <w:t>七、关于提现手续费与到账金额</w:t>
+        <w:t>八、关于提现手续费与到账金额</w:t>
       </w:r>
     </w:p>
     <w:p>
@@ -248,7 +690,16 @@
           <w:rFonts w:ascii="Microsoft YaHei" w:hAnsi="Microsoft YaHei"/>
           <w:sz w:val="22"/>
         </w:rPr>
-        <w:t>为覆盖提现审核、资金划转与对账等运营成本，平台可对「佣金提现」设置手续费。手续费由运营在后台配置（常见形式为：按提现金额的百分比收取，和/或每笔收取固定金额），二者可同时存在。举例：若您申请提现 100 元，手续费合计 2 元，则实际到账为 98 元；该 100 元将从您的可提现佣金余额中冻结并扣减。若手续费规则导致到账金额低于法定或平台最低打款标准，系统将提示您调整申请金额。</w:t>
+        <w:t>在您申请将推广佣金提现至微信、银行等外部账户时，平台需依法配合涉税信息管理、代扣代缴或申报辅导，并承担支付通道、对账、反洗钱合规及账务处理等综合成本。**因此，平台所设提现手续费，首要用途为覆盖与提现相关的税费及上述合规与运营支出**；具体费率由平台在后台配置（常见为按提现金额的一定比例和/或每笔固定金额），二者可同时存在。</w:t>
+      </w:r>
+    </w:p>
+    <w:p>
+      <w:r>
+        <w:rPr>
+          <w:rFonts w:ascii="Microsoft YaHei" w:hAnsi="Microsoft YaHei"/>
+          <w:sz w:val="22"/>
+        </w:rPr>
+        <w:t>举例：若您申请提现 100 元，手续费合计 2 元，则实际划付至您外部账户的金额为 98 元；该 100 元仍从您的可提现佣金余额中扣减。若手续费规则导致到账金额低于法定或平台最低打款标准，系统将提示您调整申请金额。手续费不构成对商品或服务的加价，亦不作为平台对您的经营性加价利润。</w:t>
       </w:r>
     </w:p>
     <w:p>
@@ -269,7 +720,7 @@
           <w:rFonts w:ascii="Microsoft YaHei" w:hAnsi="Microsoft YaHei"/>
           <w:sz w:val="26"/>
         </w:rPr>
-        <w:t>八、合规与诚信提示</w:t>
+        <w:t>九、合规与诚信提示</w:t>
       </w:r>
     </w:p>
     <w:p>
@@ -290,7 +741,7 @@
           <w:rFonts w:ascii="Microsoft YaHei" w:hAnsi="Microsoft YaHei"/>
           <w:sz w:val="26"/>
         </w:rPr>
-        <w:t>九、进一步了解</w:t>
+        <w:t>十、进一步了解</w:t>
       </w:r>
     </w:p>
     <w:p>

--- a/docs/分销奖励与收益说明.docx
+++ b/docs/分销奖励与收益说明.docx
@@ -110,7 +110,7 @@
           <w:rFonts w:ascii="Microsoft YaHei" w:hAnsi="Microsoft YaHei"/>
           <w:sz w:val="22"/>
         </w:rPr>
-        <w:t>为便于理解不同合作身份对应的权益差异，平台以简表形式列出分销等级框架。下表为示意模板，**各等级名称、次序及说明由平台填写后向用户公示**；若与线上一致，您可直接对照小程序内展示。</w:t>
+        <w:t>为便于理解**至少两档分销身份**在权益上的典型差异，下表采用「对照式」列设计：除等级名称与排序外，专门从「推广与分润」「供货成本与团队激励」两个维度，说明**相对基础档**多出的价值。表中**前两行为结构示例**，贵司应替换为真实等级名称与表述；后两行为预留行，可增列更多档位。若与线上一致，读者也可直接对照小程序内展示。</w:t>
       </w:r>
     </w:p>
     <w:tbl>
@@ -120,21 +120,22 @@
         <w:tblLook w:firstColumn="1" w:firstRow="1" w:lastColumn="0" w:lastRow="0" w:noHBand="0" w:noVBand="1" w:val="04A0"/>
       </w:tblPr>
       <w:tblGrid>
-        <w:gridCol w:w="2160"/>
-        <w:gridCol w:w="2160"/>
-        <w:gridCol w:w="2160"/>
-        <w:gridCol w:w="2160"/>
+        <w:gridCol w:w="1728"/>
+        <w:gridCol w:w="1728"/>
+        <w:gridCol w:w="1728"/>
+        <w:gridCol w:w="1728"/>
+        <w:gridCol w:w="1728"/>
       </w:tblGrid>
       <w:tr>
         <w:tc>
           <w:tcPr>
-            <w:tcW w:type="dxa" w:w="2160"/>
+            <w:tcW w:type="dxa" w:w="1728"/>
           </w:tcPr>
           <w:p>
             <w:r>
               <w:rPr>
                 <w:rFonts w:ascii="Microsoft YaHei" w:hAnsi="Microsoft YaHei"/>
-                <w:sz w:val="20"/>
+                <w:sz w:val="18"/>
               </w:rPr>
               <w:t>等级名称</w:t>
             </w:r>
@@ -142,41 +143,59 @@
         </w:tc>
         <w:tc>
           <w:tcPr>
-            <w:tcW w:type="dxa" w:w="2160"/>
+            <w:tcW w:type="dxa" w:w="1728"/>
           </w:tcPr>
           <w:p>
             <w:r>
               <w:rPr>
                 <w:rFonts w:ascii="Microsoft YaHei" w:hAnsi="Microsoft YaHei"/>
-                <w:sz w:val="20"/>
+                <w:sz w:val="18"/>
               </w:rPr>
-              <w:t>次序</w:t>
+              <w:t>档位排序</w:t>
             </w:r>
           </w:p>
         </w:tc>
         <w:tc>
           <w:tcPr>
-            <w:tcW w:type="dxa" w:w="2160"/>
+            <w:tcW w:type="dxa" w:w="1728"/>
           </w:tcPr>
           <w:p>
             <w:r>
               <w:rPr>
                 <w:rFonts w:ascii="Microsoft YaHei" w:hAnsi="Microsoft YaHei"/>
-                <w:sz w:val="20"/>
+                <w:sz w:val="18"/>
               </w:rPr>
-              <w:t>核心说明</w:t>
+              <w:t>推广与分润</w:t>
+              <w:br/>
+              <w:t>（相对基础档）</w:t>
             </w:r>
           </w:p>
         </w:tc>
         <w:tc>
           <w:tcPr>
-            <w:tcW w:type="dxa" w:w="2160"/>
+            <w:tcW w:type="dxa" w:w="1728"/>
           </w:tcPr>
           <w:p>
             <w:r>
               <w:rPr>
                 <w:rFonts w:ascii="Microsoft YaHei" w:hAnsi="Microsoft YaHei"/>
-                <w:sz w:val="20"/>
+                <w:sz w:val="18"/>
+              </w:rPr>
+              <w:t>供货成本与团队激励</w:t>
+              <w:br/>
+              <w:t>（相对基础档）</w:t>
+            </w:r>
+          </w:p>
+        </w:tc>
+        <w:tc>
+          <w:tcPr>
+            <w:tcW w:type="dxa" w:w="1728"/>
+          </w:tcPr>
+          <w:p>
+            <w:r>
+              <w:rPr>
+                <w:rFonts w:ascii="Microsoft YaHei" w:hAnsi="Microsoft YaHei"/>
+                <w:sz w:val="18"/>
               </w:rPr>
               <w:t>备注</w:t>
             </w:r>
@@ -186,13 +205,171 @@
       <w:tr>
         <w:tc>
           <w:tcPr>
-            <w:tcW w:type="dxa" w:w="2160"/>
+            <w:tcW w:type="dxa" w:w="1728"/>
           </w:tcPr>
           <w:p>
             <w:r>
               <w:rPr>
                 <w:rFonts w:ascii="Microsoft YaHei" w:hAnsi="Microsoft YaHei"/>
-                <w:sz w:val="20"/>
+                <w:sz w:val="18"/>
+              </w:rPr>
+              <w:t>基础分销档（示例）</w:t>
+            </w:r>
+          </w:p>
+        </w:tc>
+        <w:tc>
+          <w:tcPr>
+            <w:tcW w:type="dxa" w:w="1728"/>
+          </w:tcPr>
+          <w:p>
+            <w:r>
+              <w:rPr>
+                <w:rFonts w:ascii="Microsoft YaHei" w:hAnsi="Microsoft YaHei"/>
+                <w:sz w:val="18"/>
+              </w:rPr>
+              <w:t>入门档</w:t>
+            </w:r>
+          </w:p>
+        </w:tc>
+        <w:tc>
+          <w:tcPr>
+            <w:tcW w:type="dxa" w:w="1728"/>
+          </w:tcPr>
+          <w:p>
+            <w:r>
+              <w:rPr>
+                <w:rFonts w:ascii="Microsoft YaHei" w:hAnsi="Microsoft YaHei"/>
+                <w:sz w:val="18"/>
+              </w:rPr>
+              <w:t>以直接分享、促成下单为主；享受基础推广奖励与常规分享比例，适合起步伙伴。</w:t>
+            </w:r>
+          </w:p>
+        </w:tc>
+        <w:tc>
+          <w:tcPr>
+            <w:tcW w:type="dxa" w:w="1728"/>
+          </w:tcPr>
+          <w:p>
+            <w:r>
+              <w:rPr>
+                <w:rFonts w:ascii="Microsoft YaHei" w:hAnsi="Microsoft YaHei"/>
+                <w:sz w:val="18"/>
+              </w:rPr>
+              <w:t>对应常规供货或成本政策；团队激励按入门规则参与，侧重学习与跑通流程。</w:t>
+            </w:r>
+          </w:p>
+        </w:tc>
+        <w:tc>
+          <w:tcPr>
+            <w:tcW w:type="dxa" w:w="1728"/>
+          </w:tcPr>
+          <w:p>
+            <w:r>
+              <w:rPr>
+                <w:rFonts w:ascii="Microsoft YaHei" w:hAnsi="Microsoft YaHei"/>
+                <w:sz w:val="18"/>
+              </w:rPr>
+              <w:t>示例仅供理解结构；名称、比例以平台公示为准。</w:t>
+            </w:r>
+          </w:p>
+        </w:tc>
+      </w:tr>
+      <w:tr>
+        <w:tc>
+          <w:tcPr>
+            <w:tcW w:type="dxa" w:w="1728"/>
+          </w:tcPr>
+          <w:p>
+            <w:r>
+              <w:rPr>
+                <w:rFonts w:ascii="Microsoft YaHei" w:hAnsi="Microsoft YaHei"/>
+                <w:sz w:val="18"/>
+              </w:rPr>
+              <w:t>进阶分销档（示例）</w:t>
+            </w:r>
+          </w:p>
+        </w:tc>
+        <w:tc>
+          <w:tcPr>
+            <w:tcW w:type="dxa" w:w="1728"/>
+          </w:tcPr>
+          <w:p>
+            <w:r>
+              <w:rPr>
+                <w:rFonts w:ascii="Microsoft YaHei" w:hAnsi="Microsoft YaHei"/>
+                <w:sz w:val="18"/>
+              </w:rPr>
+              <w:t>高于入门档</w:t>
+            </w:r>
+          </w:p>
+        </w:tc>
+        <w:tc>
+          <w:tcPr>
+            <w:tcW w:type="dxa" w:w="1728"/>
+          </w:tcPr>
+          <w:p>
+            <w:r>
+              <w:rPr>
+                <w:rFonts w:ascii="Microsoft YaHei" w:hAnsi="Microsoft YaHei"/>
+                <w:sz w:val="18"/>
+              </w:rPr>
+              <w:t>在入门档之上，通常享有更高分享比例或更大单笔可分润空间（是否叠加活动以公示为准）。</w:t>
+            </w:r>
+          </w:p>
+        </w:tc>
+        <w:tc>
+          <w:tcPr>
+            <w:tcW w:type="dxa" w:w="1728"/>
+          </w:tcPr>
+          <w:p>
+            <w:r>
+              <w:rPr>
+                <w:rFonts w:ascii="Microsoft YaHei" w:hAnsi="Microsoft YaHei"/>
+                <w:sz w:val="18"/>
+              </w:rPr>
+              <w:t>通常对应更优惠的供货或成本条件，并可能获得更高权重的团队激励与渠道支持。</w:t>
+            </w:r>
+          </w:p>
+        </w:tc>
+        <w:tc>
+          <w:tcPr>
+            <w:tcW w:type="dxa" w:w="1728"/>
+          </w:tcPr>
+          <w:p>
+            <w:r>
+              <w:rPr>
+                <w:rFonts w:ascii="Microsoft YaHei" w:hAnsi="Microsoft YaHei"/>
+                <w:sz w:val="18"/>
+              </w:rPr>
+              <w:t>示例仅供理解结构；名称、比例以平台公示为准。</w:t>
+            </w:r>
+          </w:p>
+        </w:tc>
+      </w:tr>
+      <w:tr>
+        <w:tc>
+          <w:tcPr>
+            <w:tcW w:type="dxa" w:w="1728"/>
+          </w:tcPr>
+          <w:p>
+            <w:r>
+              <w:rPr>
+                <w:rFonts w:ascii="Microsoft YaHei" w:hAnsi="Microsoft YaHei"/>
+                <w:sz w:val="18"/>
+              </w:rPr>
+              <w:t>（平台自填等级）</w:t>
+            </w:r>
+          </w:p>
+        </w:tc>
+        <w:tc>
+          <w:tcPr>
+            <w:tcW w:type="dxa" w:w="1728"/>
+          </w:tcPr>
+          <w:p>
+            <w:r>
+              <w:rPr>
+                <w:rFonts w:ascii="Microsoft YaHei" w:hAnsi="Microsoft YaHei"/>
+                <w:sz w:val="18"/>
               </w:rPr>
               <w:t>—</w:t>
             </w:r>
@@ -200,13 +377,13 @@
         </w:tc>
         <w:tc>
           <w:tcPr>
-            <w:tcW w:type="dxa" w:w="2160"/>
+            <w:tcW w:type="dxa" w:w="1728"/>
           </w:tcPr>
           <w:p>
             <w:r>
               <w:rPr>
                 <w:rFonts w:ascii="Microsoft YaHei" w:hAnsi="Microsoft YaHei"/>
-                <w:sz w:val="20"/>
+                <w:sz w:val="18"/>
               </w:rPr>
               <w:t>—</w:t>
             </w:r>
@@ -214,13 +391,13 @@
         </w:tc>
         <w:tc>
           <w:tcPr>
-            <w:tcW w:type="dxa" w:w="2160"/>
+            <w:tcW w:type="dxa" w:w="1728"/>
           </w:tcPr>
           <w:p>
             <w:r>
               <w:rPr>
                 <w:rFonts w:ascii="Microsoft YaHei" w:hAnsi="Microsoft YaHei"/>
-                <w:sz w:val="20"/>
+                <w:sz w:val="18"/>
               </w:rPr>
               <w:t>—</w:t>
             </w:r>
@@ -228,15 +405,15 @@
         </w:tc>
         <w:tc>
           <w:tcPr>
-            <w:tcW w:type="dxa" w:w="2160"/>
+            <w:tcW w:type="dxa" w:w="1728"/>
           </w:tcPr>
           <w:p>
             <w:r>
               <w:rPr>
                 <w:rFonts w:ascii="Microsoft YaHei" w:hAnsi="Microsoft YaHei"/>
-                <w:sz w:val="20"/>
+                <w:sz w:val="18"/>
               </w:rPr>
-              <w:t>—</w:t>
+              <w:t>可写升级条件、有效期等。</w:t>
             </w:r>
           </w:p>
         </w:tc>
@@ -244,13 +421,27 @@
       <w:tr>
         <w:tc>
           <w:tcPr>
-            <w:tcW w:type="dxa" w:w="2160"/>
+            <w:tcW w:type="dxa" w:w="1728"/>
           </w:tcPr>
           <w:p>
             <w:r>
               <w:rPr>
                 <w:rFonts w:ascii="Microsoft YaHei" w:hAnsi="Microsoft YaHei"/>
-                <w:sz w:val="20"/>
+                <w:sz w:val="18"/>
+              </w:rPr>
+              <w:t>（平台自填等级）</w:t>
+            </w:r>
+          </w:p>
+        </w:tc>
+        <w:tc>
+          <w:tcPr>
+            <w:tcW w:type="dxa" w:w="1728"/>
+          </w:tcPr>
+          <w:p>
+            <w:r>
+              <w:rPr>
+                <w:rFonts w:ascii="Microsoft YaHei" w:hAnsi="Microsoft YaHei"/>
+                <w:sz w:val="18"/>
               </w:rPr>
               <w:t>—</w:t>
             </w:r>
@@ -258,13 +449,13 @@
         </w:tc>
         <w:tc>
           <w:tcPr>
-            <w:tcW w:type="dxa" w:w="2160"/>
+            <w:tcW w:type="dxa" w:w="1728"/>
           </w:tcPr>
           <w:p>
             <w:r>
               <w:rPr>
                 <w:rFonts w:ascii="Microsoft YaHei" w:hAnsi="Microsoft YaHei"/>
-                <w:sz w:val="20"/>
+                <w:sz w:val="18"/>
               </w:rPr>
               <w:t>—</w:t>
             </w:r>
@@ -272,13 +463,13 @@
         </w:tc>
         <w:tc>
           <w:tcPr>
-            <w:tcW w:type="dxa" w:w="2160"/>
+            <w:tcW w:type="dxa" w:w="1728"/>
           </w:tcPr>
           <w:p>
             <w:r>
               <w:rPr>
                 <w:rFonts w:ascii="Microsoft YaHei" w:hAnsi="Microsoft YaHei"/>
-                <w:sz w:val="20"/>
+                <w:sz w:val="18"/>
               </w:rPr>
               <w:t>—</w:t>
             </w:r>
@@ -286,187 +477,13 @@
         </w:tc>
         <w:tc>
           <w:tcPr>
-            <w:tcW w:type="dxa" w:w="2160"/>
+            <w:tcW w:type="dxa" w:w="1728"/>
           </w:tcPr>
           <w:p>
             <w:r>
               <w:rPr>
                 <w:rFonts w:ascii="Microsoft YaHei" w:hAnsi="Microsoft YaHei"/>
-                <w:sz w:val="20"/>
-              </w:rPr>
-              <w:t>—</w:t>
-            </w:r>
-          </w:p>
-        </w:tc>
-      </w:tr>
-      <w:tr>
-        <w:tc>
-          <w:tcPr>
-            <w:tcW w:type="dxa" w:w="2160"/>
-          </w:tcPr>
-          <w:p>
-            <w:r>
-              <w:rPr>
-                <w:rFonts w:ascii="Microsoft YaHei" w:hAnsi="Microsoft YaHei"/>
-                <w:sz w:val="20"/>
-              </w:rPr>
-              <w:t>—</w:t>
-            </w:r>
-          </w:p>
-        </w:tc>
-        <w:tc>
-          <w:tcPr>
-            <w:tcW w:type="dxa" w:w="2160"/>
-          </w:tcPr>
-          <w:p>
-            <w:r>
-              <w:rPr>
-                <w:rFonts w:ascii="Microsoft YaHei" w:hAnsi="Microsoft YaHei"/>
-                <w:sz w:val="20"/>
-              </w:rPr>
-              <w:t>—</w:t>
-            </w:r>
-          </w:p>
-        </w:tc>
-        <w:tc>
-          <w:tcPr>
-            <w:tcW w:type="dxa" w:w="2160"/>
-          </w:tcPr>
-          <w:p>
-            <w:r>
-              <w:rPr>
-                <w:rFonts w:ascii="Microsoft YaHei" w:hAnsi="Microsoft YaHei"/>
-                <w:sz w:val="20"/>
-              </w:rPr>
-              <w:t>—</w:t>
-            </w:r>
-          </w:p>
-        </w:tc>
-        <w:tc>
-          <w:tcPr>
-            <w:tcW w:type="dxa" w:w="2160"/>
-          </w:tcPr>
-          <w:p>
-            <w:r>
-              <w:rPr>
-                <w:rFonts w:ascii="Microsoft YaHei" w:hAnsi="Microsoft YaHei"/>
-                <w:sz w:val="20"/>
-              </w:rPr>
-              <w:t>—</w:t>
-            </w:r>
-          </w:p>
-        </w:tc>
-      </w:tr>
-      <w:tr>
-        <w:tc>
-          <w:tcPr>
-            <w:tcW w:type="dxa" w:w="2160"/>
-          </w:tcPr>
-          <w:p>
-            <w:r>
-              <w:rPr>
-                <w:rFonts w:ascii="Microsoft YaHei" w:hAnsi="Microsoft YaHei"/>
-                <w:sz w:val="20"/>
-              </w:rPr>
-              <w:t>—</w:t>
-            </w:r>
-          </w:p>
-        </w:tc>
-        <w:tc>
-          <w:tcPr>
-            <w:tcW w:type="dxa" w:w="2160"/>
-          </w:tcPr>
-          <w:p>
-            <w:r>
-              <w:rPr>
-                <w:rFonts w:ascii="Microsoft YaHei" w:hAnsi="Microsoft YaHei"/>
-                <w:sz w:val="20"/>
-              </w:rPr>
-              <w:t>—</w:t>
-            </w:r>
-          </w:p>
-        </w:tc>
-        <w:tc>
-          <w:tcPr>
-            <w:tcW w:type="dxa" w:w="2160"/>
-          </w:tcPr>
-          <w:p>
-            <w:r>
-              <w:rPr>
-                <w:rFonts w:ascii="Microsoft YaHei" w:hAnsi="Microsoft YaHei"/>
-                <w:sz w:val="20"/>
-              </w:rPr>
-              <w:t>—</w:t>
-            </w:r>
-          </w:p>
-        </w:tc>
-        <w:tc>
-          <w:tcPr>
-            <w:tcW w:type="dxa" w:w="2160"/>
-          </w:tcPr>
-          <w:p>
-            <w:r>
-              <w:rPr>
-                <w:rFonts w:ascii="Microsoft YaHei" w:hAnsi="Microsoft YaHei"/>
-                <w:sz w:val="20"/>
-              </w:rPr>
-              <w:t>—</w:t>
-            </w:r>
-          </w:p>
-        </w:tc>
-      </w:tr>
-      <w:tr>
-        <w:tc>
-          <w:tcPr>
-            <w:tcW w:type="dxa" w:w="2160"/>
-          </w:tcPr>
-          <w:p>
-            <w:r>
-              <w:rPr>
-                <w:rFonts w:ascii="Microsoft YaHei" w:hAnsi="Microsoft YaHei"/>
-                <w:sz w:val="20"/>
-              </w:rPr>
-              <w:t>—</w:t>
-            </w:r>
-          </w:p>
-        </w:tc>
-        <w:tc>
-          <w:tcPr>
-            <w:tcW w:type="dxa" w:w="2160"/>
-          </w:tcPr>
-          <w:p>
-            <w:r>
-              <w:rPr>
-                <w:rFonts w:ascii="Microsoft YaHei" w:hAnsi="Microsoft YaHei"/>
-                <w:sz w:val="20"/>
-              </w:rPr>
-              <w:t>—</w:t>
-            </w:r>
-          </w:p>
-        </w:tc>
-        <w:tc>
-          <w:tcPr>
-            <w:tcW w:type="dxa" w:w="2160"/>
-          </w:tcPr>
-          <w:p>
-            <w:r>
-              <w:rPr>
-                <w:rFonts w:ascii="Microsoft YaHei" w:hAnsi="Microsoft YaHei"/>
-                <w:sz w:val="20"/>
-              </w:rPr>
-              <w:t>—</w:t>
-            </w:r>
-          </w:p>
-        </w:tc>
-        <w:tc>
-          <w:tcPr>
-            <w:tcW w:type="dxa" w:w="2160"/>
-          </w:tcPr>
-          <w:p>
-            <w:r>
-              <w:rPr>
-                <w:rFonts w:ascii="Microsoft YaHei" w:hAnsi="Microsoft YaHei"/>
-                <w:sz w:val="20"/>
+                <w:sz w:val="18"/>
               </w:rPr>
               <w:t>—</w:t>
             </w:r>
@@ -495,7 +512,7 @@
           <w:rFonts w:ascii="Microsoft YaHei" w:hAnsi="Microsoft YaHei"/>
           <w:sz w:val="20"/>
         </w:rPr>
-        <w:t>「等级名称」：您在小程序或合作资料中看到的分销身份名称，如「合作店」「区域伙伴」等，以平台实际配置为准。</w:t>
+        <w:t>「等级名称」：您在小程序或合作资料中看到的分销身份名称；上表前两行为**对照示例**，展示「入门档」与「更高一档」在表述上的典型差异，便于读者理解；**非对贵司实际等级的承诺**，贵司应将示例替换为真实等级名称。</w:t>
       </w:r>
     </w:p>
     <w:p>
@@ -507,7 +524,7 @@
           <w:rFonts w:ascii="Microsoft YaHei" w:hAnsi="Microsoft YaHei"/>
           <w:sz w:val="20"/>
         </w:rPr>
-        <w:t>「次序」：用于区分等级高低的序号；数字大小与「越高或越低」的对应关系以平台规则为准，便于理解链条中的先后关系。</w:t>
+        <w:t>「档位排序」：标明各档之间相对高低或先后关系（如入门、进阶等），具体以贵司规则为准。</w:t>
       </w:r>
     </w:p>
     <w:p>
@@ -519,7 +536,7 @@
           <w:rFonts w:ascii="Microsoft YaHei" w:hAnsi="Microsoft YaHei"/>
           <w:sz w:val="20"/>
         </w:rPr>
-        <w:t>「核心说明」：对该等级在拿货成本、推广奖励、团队权益等方面的概括性一句话，便于伙伴对照自身身份；具体数值以合同、后台或活动页公示为准。</w:t>
+        <w:t>「推广与分润（相对基础档）」：用一句话概括该档在**直接/间接推广奖励、分享比例**等方面，相对最低档或基础档**多了什么、优在哪里**；不写具体公式。</w:t>
       </w:r>
     </w:p>
     <w:p>
@@ -531,7 +548,19 @@
           <w:rFonts w:ascii="Microsoft YaHei" w:hAnsi="Microsoft YaHei"/>
           <w:sz w:val="20"/>
         </w:rPr>
-        <w:t>「备注」：可填写升级条件提示、有效期、特殊政策等补充信息；无则保持空白或横线即可。</w:t>
+        <w:t>「供货成本与团队激励（相对基础档）」：概括该档在**进货/成本政策**以及**团队激励权重或资格**上，相对基础档**有何不同**；具体数值以合同、后台或活动页为准。</w:t>
+      </w:r>
+    </w:p>
+    <w:p>
+      <w:pPr>
+        <w:pStyle w:val="ListBullet"/>
+      </w:pPr>
+      <w:r>
+        <w:rPr>
+          <w:rFonts w:ascii="Microsoft YaHei" w:hAnsi="Microsoft YaHei"/>
+          <w:sz w:val="20"/>
+        </w:rPr>
+        <w:t>「备注」：可写升级条件、考核周期、区域限制、与活动叠加以何者优先等；无则填横线。</w:t>
       </w:r>
     </w:p>
     <w:p>

--- a/docs/分销奖励与收益说明.docx
+++ b/docs/分销奖励与收益说明.docx
@@ -110,7 +110,7 @@
           <w:rFonts w:ascii="Microsoft YaHei" w:hAnsi="Microsoft YaHei"/>
           <w:sz w:val="22"/>
         </w:rPr>
-        <w:t>为便于理解**至少两档分销身份**在权益上的典型差异，下表采用「对照式」列设计：除等级名称与排序外，专门从「推广与分润」「供货成本与团队激励」两个维度，说明**相对基础档**多出的价值。表中**前两行为结构示例**，贵司应替换为真实等级名称与表述；后两行为预留行，可增列更多档位。若与线上一致，读者也可直接对照小程序内展示。</w:t>
+        <w:t>下表为**分销等级参数公示模板**，列示各档位在「等级排序、名称、提货成本率、成本计价方式、直接/间接分享比例」等维度的填写方式，便于伙伴对照自身身份与收益结构。**请贵司按实际后台配置逐行填写**；表中数据行预留多档位置，序号仅作排版索引。表后附有各列表头的文字说明，便于读者理解列义。</w:t>
       </w:r>
     </w:p>
     <w:tbl>
@@ -120,22 +120,53 @@
         <w:tblLook w:firstColumn="1" w:firstRow="1" w:lastColumn="0" w:lastRow="0" w:noHBand="0" w:noVBand="1" w:val="04A0"/>
       </w:tblPr>
       <w:tblGrid>
-        <w:gridCol w:w="1728"/>
-        <w:gridCol w:w="1728"/>
-        <w:gridCol w:w="1728"/>
-        <w:gridCol w:w="1728"/>
-        <w:gridCol w:w="1728"/>
+        <w:gridCol w:w="1080"/>
+        <w:gridCol w:w="1080"/>
+        <w:gridCol w:w="1080"/>
+        <w:gridCol w:w="1080"/>
+        <w:gridCol w:w="1080"/>
+        <w:gridCol w:w="1080"/>
+        <w:gridCol w:w="1080"/>
+        <w:gridCol w:w="1080"/>
       </w:tblGrid>
       <w:tr>
         <w:tc>
           <w:tcPr>
-            <w:tcW w:type="dxa" w:w="1728"/>
+            <w:tcW w:type="dxa" w:w="1080"/>
           </w:tcPr>
           <w:p>
             <w:r>
               <w:rPr>
                 <w:rFonts w:ascii="Microsoft YaHei" w:hAnsi="Microsoft YaHei"/>
-                <w:sz w:val="18"/>
+                <w:sz w:val="16"/>
+              </w:rPr>
+              <w:t>序号</w:t>
+            </w:r>
+          </w:p>
+        </w:tc>
+        <w:tc>
+          <w:tcPr>
+            <w:tcW w:type="dxa" w:w="1080"/>
+          </w:tcPr>
+          <w:p>
+            <w:r>
+              <w:rPr>
+                <w:rFonts w:ascii="Microsoft YaHei" w:hAnsi="Microsoft YaHei"/>
+                <w:sz w:val="16"/>
+              </w:rPr>
+              <w:t>等级排序（整数）</w:t>
+            </w:r>
+          </w:p>
+        </w:tc>
+        <w:tc>
+          <w:tcPr>
+            <w:tcW w:type="dxa" w:w="1080"/>
+          </w:tcPr>
+          <w:p>
+            <w:r>
+              <w:rPr>
+                <w:rFonts w:ascii="Microsoft YaHei" w:hAnsi="Microsoft YaHei"/>
+                <w:sz w:val="16"/>
               </w:rPr>
               <w:t>等级名称</w:t>
             </w:r>
@@ -143,59 +174,75 @@
         </w:tc>
         <w:tc>
           <w:tcPr>
-            <w:tcW w:type="dxa" w:w="1728"/>
+            <w:tcW w:type="dxa" w:w="1080"/>
           </w:tcPr>
           <w:p>
             <w:r>
               <w:rPr>
                 <w:rFonts w:ascii="Microsoft YaHei" w:hAnsi="Microsoft YaHei"/>
-                <w:sz w:val="18"/>
+                <w:sz w:val="16"/>
               </w:rPr>
-              <w:t>档位排序</w:t>
+              <w:t>提货成本率（%）</w:t>
             </w:r>
           </w:p>
         </w:tc>
         <w:tc>
           <w:tcPr>
-            <w:tcW w:type="dxa" w:w="1728"/>
+            <w:tcW w:type="dxa" w:w="1080"/>
           </w:tcPr>
           <w:p>
             <w:r>
               <w:rPr>
                 <w:rFonts w:ascii="Microsoft YaHei" w:hAnsi="Microsoft YaHei"/>
-                <w:sz w:val="18"/>
+                <w:sz w:val="16"/>
               </w:rPr>
-              <w:t>推广与分润</w:t>
+              <w:t>成本按何计算</w:t>
               <w:br/>
-              <w:t>（相对基础档）</w:t>
+              <w:t>（零售价/成本价）</w:t>
             </w:r>
           </w:p>
         </w:tc>
         <w:tc>
           <w:tcPr>
-            <w:tcW w:type="dxa" w:w="1728"/>
+            <w:tcW w:type="dxa" w:w="1080"/>
           </w:tcPr>
           <w:p>
             <w:r>
               <w:rPr>
                 <w:rFonts w:ascii="Microsoft YaHei" w:hAnsi="Microsoft YaHei"/>
-                <w:sz w:val="18"/>
+                <w:sz w:val="16"/>
               </w:rPr>
-              <w:t>供货成本与团队激励</w:t>
+              <w:t>直接分享比例</w:t>
               <w:br/>
-              <w:t>（相对基础档）</w:t>
+              <w:t>（0~1）</w:t>
             </w:r>
           </w:p>
         </w:tc>
         <w:tc>
           <w:tcPr>
-            <w:tcW w:type="dxa" w:w="1728"/>
+            <w:tcW w:type="dxa" w:w="1080"/>
           </w:tcPr>
           <w:p>
             <w:r>
               <w:rPr>
                 <w:rFonts w:ascii="Microsoft YaHei" w:hAnsi="Microsoft YaHei"/>
-                <w:sz w:val="18"/>
+                <w:sz w:val="16"/>
+              </w:rPr>
+              <w:t>间接分享比例</w:t>
+              <w:br/>
+              <w:t>（0~1）</w:t>
+            </w:r>
+          </w:p>
+        </w:tc>
+        <w:tc>
+          <w:tcPr>
+            <w:tcW w:type="dxa" w:w="1080"/>
+          </w:tcPr>
+          <w:p>
+            <w:r>
+              <w:rPr>
+                <w:rFonts w:ascii="Microsoft YaHei" w:hAnsi="Microsoft YaHei"/>
+                <w:sz w:val="16"/>
               </w:rPr>
               <w:t>备注</w:t>
             </w:r>
@@ -205,7 +252,7 @@
       <w:tr>
         <w:tc>
           <w:tcPr>
-            <w:tcW w:type="dxa" w:w="1728"/>
+            <w:tcW w:type="dxa" w:w="1080"/>
           </w:tcPr>
           <w:p>
             <w:r>
@@ -213,157 +260,13 @@
                 <w:rFonts w:ascii="Microsoft YaHei" w:hAnsi="Microsoft YaHei"/>
                 <w:sz w:val="18"/>
               </w:rPr>
-              <w:t>基础分销档（示例）</w:t>
+              <w:t>1</w:t>
             </w:r>
           </w:p>
         </w:tc>
         <w:tc>
           <w:tcPr>
-            <w:tcW w:type="dxa" w:w="1728"/>
-          </w:tcPr>
-          <w:p>
-            <w:r>
-              <w:rPr>
-                <w:rFonts w:ascii="Microsoft YaHei" w:hAnsi="Microsoft YaHei"/>
-                <w:sz w:val="18"/>
-              </w:rPr>
-              <w:t>入门档</w:t>
-            </w:r>
-          </w:p>
-        </w:tc>
-        <w:tc>
-          <w:tcPr>
-            <w:tcW w:type="dxa" w:w="1728"/>
-          </w:tcPr>
-          <w:p>
-            <w:r>
-              <w:rPr>
-                <w:rFonts w:ascii="Microsoft YaHei" w:hAnsi="Microsoft YaHei"/>
-                <w:sz w:val="18"/>
-              </w:rPr>
-              <w:t>以直接分享、促成下单为主；享受基础推广奖励与常规分享比例，适合起步伙伴。</w:t>
-            </w:r>
-          </w:p>
-        </w:tc>
-        <w:tc>
-          <w:tcPr>
-            <w:tcW w:type="dxa" w:w="1728"/>
-          </w:tcPr>
-          <w:p>
-            <w:r>
-              <w:rPr>
-                <w:rFonts w:ascii="Microsoft YaHei" w:hAnsi="Microsoft YaHei"/>
-                <w:sz w:val="18"/>
-              </w:rPr>
-              <w:t>对应常规供货或成本政策；团队激励按入门规则参与，侧重学习与跑通流程。</w:t>
-            </w:r>
-          </w:p>
-        </w:tc>
-        <w:tc>
-          <w:tcPr>
-            <w:tcW w:type="dxa" w:w="1728"/>
-          </w:tcPr>
-          <w:p>
-            <w:r>
-              <w:rPr>
-                <w:rFonts w:ascii="Microsoft YaHei" w:hAnsi="Microsoft YaHei"/>
-                <w:sz w:val="18"/>
-              </w:rPr>
-              <w:t>示例仅供理解结构；名称、比例以平台公示为准。</w:t>
-            </w:r>
-          </w:p>
-        </w:tc>
-      </w:tr>
-      <w:tr>
-        <w:tc>
-          <w:tcPr>
-            <w:tcW w:type="dxa" w:w="1728"/>
-          </w:tcPr>
-          <w:p>
-            <w:r>
-              <w:rPr>
-                <w:rFonts w:ascii="Microsoft YaHei" w:hAnsi="Microsoft YaHei"/>
-                <w:sz w:val="18"/>
-              </w:rPr>
-              <w:t>进阶分销档（示例）</w:t>
-            </w:r>
-          </w:p>
-        </w:tc>
-        <w:tc>
-          <w:tcPr>
-            <w:tcW w:type="dxa" w:w="1728"/>
-          </w:tcPr>
-          <w:p>
-            <w:r>
-              <w:rPr>
-                <w:rFonts w:ascii="Microsoft YaHei" w:hAnsi="Microsoft YaHei"/>
-                <w:sz w:val="18"/>
-              </w:rPr>
-              <w:t>高于入门档</w:t>
-            </w:r>
-          </w:p>
-        </w:tc>
-        <w:tc>
-          <w:tcPr>
-            <w:tcW w:type="dxa" w:w="1728"/>
-          </w:tcPr>
-          <w:p>
-            <w:r>
-              <w:rPr>
-                <w:rFonts w:ascii="Microsoft YaHei" w:hAnsi="Microsoft YaHei"/>
-                <w:sz w:val="18"/>
-              </w:rPr>
-              <w:t>在入门档之上，通常享有更高分享比例或更大单笔可分润空间（是否叠加活动以公示为准）。</w:t>
-            </w:r>
-          </w:p>
-        </w:tc>
-        <w:tc>
-          <w:tcPr>
-            <w:tcW w:type="dxa" w:w="1728"/>
-          </w:tcPr>
-          <w:p>
-            <w:r>
-              <w:rPr>
-                <w:rFonts w:ascii="Microsoft YaHei" w:hAnsi="Microsoft YaHei"/>
-                <w:sz w:val="18"/>
-              </w:rPr>
-              <w:t>通常对应更优惠的供货或成本条件，并可能获得更高权重的团队激励与渠道支持。</w:t>
-            </w:r>
-          </w:p>
-        </w:tc>
-        <w:tc>
-          <w:tcPr>
-            <w:tcW w:type="dxa" w:w="1728"/>
-          </w:tcPr>
-          <w:p>
-            <w:r>
-              <w:rPr>
-                <w:rFonts w:ascii="Microsoft YaHei" w:hAnsi="Microsoft YaHei"/>
-                <w:sz w:val="18"/>
-              </w:rPr>
-              <w:t>示例仅供理解结构；名称、比例以平台公示为准。</w:t>
-            </w:r>
-          </w:p>
-        </w:tc>
-      </w:tr>
-      <w:tr>
-        <w:tc>
-          <w:tcPr>
-            <w:tcW w:type="dxa" w:w="1728"/>
-          </w:tcPr>
-          <w:p>
-            <w:r>
-              <w:rPr>
-                <w:rFonts w:ascii="Microsoft YaHei" w:hAnsi="Microsoft YaHei"/>
-                <w:sz w:val="18"/>
-              </w:rPr>
-              <w:t>（平台自填等级）</w:t>
-            </w:r>
-          </w:p>
-        </w:tc>
-        <w:tc>
-          <w:tcPr>
-            <w:tcW w:type="dxa" w:w="1728"/>
+            <w:tcW w:type="dxa" w:w="1080"/>
           </w:tcPr>
           <w:p>
             <w:r>
@@ -377,7 +280,7 @@
         </w:tc>
         <w:tc>
           <w:tcPr>
-            <w:tcW w:type="dxa" w:w="1728"/>
+            <w:tcW w:type="dxa" w:w="1080"/>
           </w:tcPr>
           <w:p>
             <w:r>
@@ -391,7 +294,7 @@
         </w:tc>
         <w:tc>
           <w:tcPr>
-            <w:tcW w:type="dxa" w:w="1728"/>
+            <w:tcW w:type="dxa" w:w="1080"/>
           </w:tcPr>
           <w:p>
             <w:r>
@@ -405,37 +308,7 @@
         </w:tc>
         <w:tc>
           <w:tcPr>
-            <w:tcW w:type="dxa" w:w="1728"/>
-          </w:tcPr>
-          <w:p>
-            <w:r>
-              <w:rPr>
-                <w:rFonts w:ascii="Microsoft YaHei" w:hAnsi="Microsoft YaHei"/>
-                <w:sz w:val="18"/>
-              </w:rPr>
-              <w:t>可写升级条件、有效期等。</w:t>
-            </w:r>
-          </w:p>
-        </w:tc>
-      </w:tr>
-      <w:tr>
-        <w:tc>
-          <w:tcPr>
-            <w:tcW w:type="dxa" w:w="1728"/>
-          </w:tcPr>
-          <w:p>
-            <w:r>
-              <w:rPr>
-                <w:rFonts w:ascii="Microsoft YaHei" w:hAnsi="Microsoft YaHei"/>
-                <w:sz w:val="18"/>
-              </w:rPr>
-              <w:t>（平台自填等级）</w:t>
-            </w:r>
-          </w:p>
-        </w:tc>
-        <w:tc>
-          <w:tcPr>
-            <w:tcW w:type="dxa" w:w="1728"/>
+            <w:tcW w:type="dxa" w:w="1080"/>
           </w:tcPr>
           <w:p>
             <w:r>
@@ -449,7 +322,7 @@
         </w:tc>
         <w:tc>
           <w:tcPr>
-            <w:tcW w:type="dxa" w:w="1728"/>
+            <w:tcW w:type="dxa" w:w="1080"/>
           </w:tcPr>
           <w:p>
             <w:r>
@@ -463,7 +336,7 @@
         </w:tc>
         <w:tc>
           <w:tcPr>
-            <w:tcW w:type="dxa" w:w="1728"/>
+            <w:tcW w:type="dxa" w:w="1080"/>
           </w:tcPr>
           <w:p>
             <w:r>
@@ -477,7 +350,1261 @@
         </w:tc>
         <w:tc>
           <w:tcPr>
-            <w:tcW w:type="dxa" w:w="1728"/>
+            <w:tcW w:type="dxa" w:w="1080"/>
+          </w:tcPr>
+          <w:p>
+            <w:r>
+              <w:rPr>
+                <w:rFonts w:ascii="Microsoft YaHei" w:hAnsi="Microsoft YaHei"/>
+                <w:sz w:val="18"/>
+              </w:rPr>
+              <w:t>—</w:t>
+            </w:r>
+          </w:p>
+        </w:tc>
+      </w:tr>
+      <w:tr>
+        <w:tc>
+          <w:tcPr>
+            <w:tcW w:type="dxa" w:w="1080"/>
+          </w:tcPr>
+          <w:p>
+            <w:r>
+              <w:rPr>
+                <w:rFonts w:ascii="Microsoft YaHei" w:hAnsi="Microsoft YaHei"/>
+                <w:sz w:val="18"/>
+              </w:rPr>
+              <w:t>2</w:t>
+            </w:r>
+          </w:p>
+        </w:tc>
+        <w:tc>
+          <w:tcPr>
+            <w:tcW w:type="dxa" w:w="1080"/>
+          </w:tcPr>
+          <w:p>
+            <w:r>
+              <w:rPr>
+                <w:rFonts w:ascii="Microsoft YaHei" w:hAnsi="Microsoft YaHei"/>
+                <w:sz w:val="18"/>
+              </w:rPr>
+              <w:t>—</w:t>
+            </w:r>
+          </w:p>
+        </w:tc>
+        <w:tc>
+          <w:tcPr>
+            <w:tcW w:type="dxa" w:w="1080"/>
+          </w:tcPr>
+          <w:p>
+            <w:r>
+              <w:rPr>
+                <w:rFonts w:ascii="Microsoft YaHei" w:hAnsi="Microsoft YaHei"/>
+                <w:sz w:val="18"/>
+              </w:rPr>
+              <w:t>—</w:t>
+            </w:r>
+          </w:p>
+        </w:tc>
+        <w:tc>
+          <w:tcPr>
+            <w:tcW w:type="dxa" w:w="1080"/>
+          </w:tcPr>
+          <w:p>
+            <w:r>
+              <w:rPr>
+                <w:rFonts w:ascii="Microsoft YaHei" w:hAnsi="Microsoft YaHei"/>
+                <w:sz w:val="18"/>
+              </w:rPr>
+              <w:t>—</w:t>
+            </w:r>
+          </w:p>
+        </w:tc>
+        <w:tc>
+          <w:tcPr>
+            <w:tcW w:type="dxa" w:w="1080"/>
+          </w:tcPr>
+          <w:p>
+            <w:r>
+              <w:rPr>
+                <w:rFonts w:ascii="Microsoft YaHei" w:hAnsi="Microsoft YaHei"/>
+                <w:sz w:val="18"/>
+              </w:rPr>
+              <w:t>—</w:t>
+            </w:r>
+          </w:p>
+        </w:tc>
+        <w:tc>
+          <w:tcPr>
+            <w:tcW w:type="dxa" w:w="1080"/>
+          </w:tcPr>
+          <w:p>
+            <w:r>
+              <w:rPr>
+                <w:rFonts w:ascii="Microsoft YaHei" w:hAnsi="Microsoft YaHei"/>
+                <w:sz w:val="18"/>
+              </w:rPr>
+              <w:t>—</w:t>
+            </w:r>
+          </w:p>
+        </w:tc>
+        <w:tc>
+          <w:tcPr>
+            <w:tcW w:type="dxa" w:w="1080"/>
+          </w:tcPr>
+          <w:p>
+            <w:r>
+              <w:rPr>
+                <w:rFonts w:ascii="Microsoft YaHei" w:hAnsi="Microsoft YaHei"/>
+                <w:sz w:val="18"/>
+              </w:rPr>
+              <w:t>—</w:t>
+            </w:r>
+          </w:p>
+        </w:tc>
+        <w:tc>
+          <w:tcPr>
+            <w:tcW w:type="dxa" w:w="1080"/>
+          </w:tcPr>
+          <w:p>
+            <w:r>
+              <w:rPr>
+                <w:rFonts w:ascii="Microsoft YaHei" w:hAnsi="Microsoft YaHei"/>
+                <w:sz w:val="18"/>
+              </w:rPr>
+              <w:t>—</w:t>
+            </w:r>
+          </w:p>
+        </w:tc>
+      </w:tr>
+      <w:tr>
+        <w:tc>
+          <w:tcPr>
+            <w:tcW w:type="dxa" w:w="1080"/>
+          </w:tcPr>
+          <w:p>
+            <w:r>
+              <w:rPr>
+                <w:rFonts w:ascii="Microsoft YaHei" w:hAnsi="Microsoft YaHei"/>
+                <w:sz w:val="18"/>
+              </w:rPr>
+              <w:t>3</w:t>
+            </w:r>
+          </w:p>
+        </w:tc>
+        <w:tc>
+          <w:tcPr>
+            <w:tcW w:type="dxa" w:w="1080"/>
+          </w:tcPr>
+          <w:p>
+            <w:r>
+              <w:rPr>
+                <w:rFonts w:ascii="Microsoft YaHei" w:hAnsi="Microsoft YaHei"/>
+                <w:sz w:val="18"/>
+              </w:rPr>
+              <w:t>—</w:t>
+            </w:r>
+          </w:p>
+        </w:tc>
+        <w:tc>
+          <w:tcPr>
+            <w:tcW w:type="dxa" w:w="1080"/>
+          </w:tcPr>
+          <w:p>
+            <w:r>
+              <w:rPr>
+                <w:rFonts w:ascii="Microsoft YaHei" w:hAnsi="Microsoft YaHei"/>
+                <w:sz w:val="18"/>
+              </w:rPr>
+              <w:t>—</w:t>
+            </w:r>
+          </w:p>
+        </w:tc>
+        <w:tc>
+          <w:tcPr>
+            <w:tcW w:type="dxa" w:w="1080"/>
+          </w:tcPr>
+          <w:p>
+            <w:r>
+              <w:rPr>
+                <w:rFonts w:ascii="Microsoft YaHei" w:hAnsi="Microsoft YaHei"/>
+                <w:sz w:val="18"/>
+              </w:rPr>
+              <w:t>—</w:t>
+            </w:r>
+          </w:p>
+        </w:tc>
+        <w:tc>
+          <w:tcPr>
+            <w:tcW w:type="dxa" w:w="1080"/>
+          </w:tcPr>
+          <w:p>
+            <w:r>
+              <w:rPr>
+                <w:rFonts w:ascii="Microsoft YaHei" w:hAnsi="Microsoft YaHei"/>
+                <w:sz w:val="18"/>
+              </w:rPr>
+              <w:t>—</w:t>
+            </w:r>
+          </w:p>
+        </w:tc>
+        <w:tc>
+          <w:tcPr>
+            <w:tcW w:type="dxa" w:w="1080"/>
+          </w:tcPr>
+          <w:p>
+            <w:r>
+              <w:rPr>
+                <w:rFonts w:ascii="Microsoft YaHei" w:hAnsi="Microsoft YaHei"/>
+                <w:sz w:val="18"/>
+              </w:rPr>
+              <w:t>—</w:t>
+            </w:r>
+          </w:p>
+        </w:tc>
+        <w:tc>
+          <w:tcPr>
+            <w:tcW w:type="dxa" w:w="1080"/>
+          </w:tcPr>
+          <w:p>
+            <w:r>
+              <w:rPr>
+                <w:rFonts w:ascii="Microsoft YaHei" w:hAnsi="Microsoft YaHei"/>
+                <w:sz w:val="18"/>
+              </w:rPr>
+              <w:t>—</w:t>
+            </w:r>
+          </w:p>
+        </w:tc>
+        <w:tc>
+          <w:tcPr>
+            <w:tcW w:type="dxa" w:w="1080"/>
+          </w:tcPr>
+          <w:p>
+            <w:r>
+              <w:rPr>
+                <w:rFonts w:ascii="Microsoft YaHei" w:hAnsi="Microsoft YaHei"/>
+                <w:sz w:val="18"/>
+              </w:rPr>
+              <w:t>—</w:t>
+            </w:r>
+          </w:p>
+        </w:tc>
+      </w:tr>
+      <w:tr>
+        <w:tc>
+          <w:tcPr>
+            <w:tcW w:type="dxa" w:w="1080"/>
+          </w:tcPr>
+          <w:p>
+            <w:r>
+              <w:rPr>
+                <w:rFonts w:ascii="Microsoft YaHei" w:hAnsi="Microsoft YaHei"/>
+                <w:sz w:val="18"/>
+              </w:rPr>
+              <w:t>4</w:t>
+            </w:r>
+          </w:p>
+        </w:tc>
+        <w:tc>
+          <w:tcPr>
+            <w:tcW w:type="dxa" w:w="1080"/>
+          </w:tcPr>
+          <w:p>
+            <w:r>
+              <w:rPr>
+                <w:rFonts w:ascii="Microsoft YaHei" w:hAnsi="Microsoft YaHei"/>
+                <w:sz w:val="18"/>
+              </w:rPr>
+              <w:t>—</w:t>
+            </w:r>
+          </w:p>
+        </w:tc>
+        <w:tc>
+          <w:tcPr>
+            <w:tcW w:type="dxa" w:w="1080"/>
+          </w:tcPr>
+          <w:p>
+            <w:r>
+              <w:rPr>
+                <w:rFonts w:ascii="Microsoft YaHei" w:hAnsi="Microsoft YaHei"/>
+                <w:sz w:val="18"/>
+              </w:rPr>
+              <w:t>—</w:t>
+            </w:r>
+          </w:p>
+        </w:tc>
+        <w:tc>
+          <w:tcPr>
+            <w:tcW w:type="dxa" w:w="1080"/>
+          </w:tcPr>
+          <w:p>
+            <w:r>
+              <w:rPr>
+                <w:rFonts w:ascii="Microsoft YaHei" w:hAnsi="Microsoft YaHei"/>
+                <w:sz w:val="18"/>
+              </w:rPr>
+              <w:t>—</w:t>
+            </w:r>
+          </w:p>
+        </w:tc>
+        <w:tc>
+          <w:tcPr>
+            <w:tcW w:type="dxa" w:w="1080"/>
+          </w:tcPr>
+          <w:p>
+            <w:r>
+              <w:rPr>
+                <w:rFonts w:ascii="Microsoft YaHei" w:hAnsi="Microsoft YaHei"/>
+                <w:sz w:val="18"/>
+              </w:rPr>
+              <w:t>—</w:t>
+            </w:r>
+          </w:p>
+        </w:tc>
+        <w:tc>
+          <w:tcPr>
+            <w:tcW w:type="dxa" w:w="1080"/>
+          </w:tcPr>
+          <w:p>
+            <w:r>
+              <w:rPr>
+                <w:rFonts w:ascii="Microsoft YaHei" w:hAnsi="Microsoft YaHei"/>
+                <w:sz w:val="18"/>
+              </w:rPr>
+              <w:t>—</w:t>
+            </w:r>
+          </w:p>
+        </w:tc>
+        <w:tc>
+          <w:tcPr>
+            <w:tcW w:type="dxa" w:w="1080"/>
+          </w:tcPr>
+          <w:p>
+            <w:r>
+              <w:rPr>
+                <w:rFonts w:ascii="Microsoft YaHei" w:hAnsi="Microsoft YaHei"/>
+                <w:sz w:val="18"/>
+              </w:rPr>
+              <w:t>—</w:t>
+            </w:r>
+          </w:p>
+        </w:tc>
+        <w:tc>
+          <w:tcPr>
+            <w:tcW w:type="dxa" w:w="1080"/>
+          </w:tcPr>
+          <w:p>
+            <w:r>
+              <w:rPr>
+                <w:rFonts w:ascii="Microsoft YaHei" w:hAnsi="Microsoft YaHei"/>
+                <w:sz w:val="18"/>
+              </w:rPr>
+              <w:t>—</w:t>
+            </w:r>
+          </w:p>
+        </w:tc>
+      </w:tr>
+      <w:tr>
+        <w:tc>
+          <w:tcPr>
+            <w:tcW w:type="dxa" w:w="1080"/>
+          </w:tcPr>
+          <w:p>
+            <w:r>
+              <w:rPr>
+                <w:rFonts w:ascii="Microsoft YaHei" w:hAnsi="Microsoft YaHei"/>
+                <w:sz w:val="18"/>
+              </w:rPr>
+              <w:t>5</w:t>
+            </w:r>
+          </w:p>
+        </w:tc>
+        <w:tc>
+          <w:tcPr>
+            <w:tcW w:type="dxa" w:w="1080"/>
+          </w:tcPr>
+          <w:p>
+            <w:r>
+              <w:rPr>
+                <w:rFonts w:ascii="Microsoft YaHei" w:hAnsi="Microsoft YaHei"/>
+                <w:sz w:val="18"/>
+              </w:rPr>
+              <w:t>—</w:t>
+            </w:r>
+          </w:p>
+        </w:tc>
+        <w:tc>
+          <w:tcPr>
+            <w:tcW w:type="dxa" w:w="1080"/>
+          </w:tcPr>
+          <w:p>
+            <w:r>
+              <w:rPr>
+                <w:rFonts w:ascii="Microsoft YaHei" w:hAnsi="Microsoft YaHei"/>
+                <w:sz w:val="18"/>
+              </w:rPr>
+              <w:t>—</w:t>
+            </w:r>
+          </w:p>
+        </w:tc>
+        <w:tc>
+          <w:tcPr>
+            <w:tcW w:type="dxa" w:w="1080"/>
+          </w:tcPr>
+          <w:p>
+            <w:r>
+              <w:rPr>
+                <w:rFonts w:ascii="Microsoft YaHei" w:hAnsi="Microsoft YaHei"/>
+                <w:sz w:val="18"/>
+              </w:rPr>
+              <w:t>—</w:t>
+            </w:r>
+          </w:p>
+        </w:tc>
+        <w:tc>
+          <w:tcPr>
+            <w:tcW w:type="dxa" w:w="1080"/>
+          </w:tcPr>
+          <w:p>
+            <w:r>
+              <w:rPr>
+                <w:rFonts w:ascii="Microsoft YaHei" w:hAnsi="Microsoft YaHei"/>
+                <w:sz w:val="18"/>
+              </w:rPr>
+              <w:t>—</w:t>
+            </w:r>
+          </w:p>
+        </w:tc>
+        <w:tc>
+          <w:tcPr>
+            <w:tcW w:type="dxa" w:w="1080"/>
+          </w:tcPr>
+          <w:p>
+            <w:r>
+              <w:rPr>
+                <w:rFonts w:ascii="Microsoft YaHei" w:hAnsi="Microsoft YaHei"/>
+                <w:sz w:val="18"/>
+              </w:rPr>
+              <w:t>—</w:t>
+            </w:r>
+          </w:p>
+        </w:tc>
+        <w:tc>
+          <w:tcPr>
+            <w:tcW w:type="dxa" w:w="1080"/>
+          </w:tcPr>
+          <w:p>
+            <w:r>
+              <w:rPr>
+                <w:rFonts w:ascii="Microsoft YaHei" w:hAnsi="Microsoft YaHei"/>
+                <w:sz w:val="18"/>
+              </w:rPr>
+              <w:t>—</w:t>
+            </w:r>
+          </w:p>
+        </w:tc>
+        <w:tc>
+          <w:tcPr>
+            <w:tcW w:type="dxa" w:w="1080"/>
+          </w:tcPr>
+          <w:p>
+            <w:r>
+              <w:rPr>
+                <w:rFonts w:ascii="Microsoft YaHei" w:hAnsi="Microsoft YaHei"/>
+                <w:sz w:val="18"/>
+              </w:rPr>
+              <w:t>—</w:t>
+            </w:r>
+          </w:p>
+        </w:tc>
+      </w:tr>
+      <w:tr>
+        <w:tc>
+          <w:tcPr>
+            <w:tcW w:type="dxa" w:w="1080"/>
+          </w:tcPr>
+          <w:p>
+            <w:r>
+              <w:rPr>
+                <w:rFonts w:ascii="Microsoft YaHei" w:hAnsi="Microsoft YaHei"/>
+                <w:sz w:val="18"/>
+              </w:rPr>
+              <w:t>6</w:t>
+            </w:r>
+          </w:p>
+        </w:tc>
+        <w:tc>
+          <w:tcPr>
+            <w:tcW w:type="dxa" w:w="1080"/>
+          </w:tcPr>
+          <w:p>
+            <w:r>
+              <w:rPr>
+                <w:rFonts w:ascii="Microsoft YaHei" w:hAnsi="Microsoft YaHei"/>
+                <w:sz w:val="18"/>
+              </w:rPr>
+              <w:t>—</w:t>
+            </w:r>
+          </w:p>
+        </w:tc>
+        <w:tc>
+          <w:tcPr>
+            <w:tcW w:type="dxa" w:w="1080"/>
+          </w:tcPr>
+          <w:p>
+            <w:r>
+              <w:rPr>
+                <w:rFonts w:ascii="Microsoft YaHei" w:hAnsi="Microsoft YaHei"/>
+                <w:sz w:val="18"/>
+              </w:rPr>
+              <w:t>—</w:t>
+            </w:r>
+          </w:p>
+        </w:tc>
+        <w:tc>
+          <w:tcPr>
+            <w:tcW w:type="dxa" w:w="1080"/>
+          </w:tcPr>
+          <w:p>
+            <w:r>
+              <w:rPr>
+                <w:rFonts w:ascii="Microsoft YaHei" w:hAnsi="Microsoft YaHei"/>
+                <w:sz w:val="18"/>
+              </w:rPr>
+              <w:t>—</w:t>
+            </w:r>
+          </w:p>
+        </w:tc>
+        <w:tc>
+          <w:tcPr>
+            <w:tcW w:type="dxa" w:w="1080"/>
+          </w:tcPr>
+          <w:p>
+            <w:r>
+              <w:rPr>
+                <w:rFonts w:ascii="Microsoft YaHei" w:hAnsi="Microsoft YaHei"/>
+                <w:sz w:val="18"/>
+              </w:rPr>
+              <w:t>—</w:t>
+            </w:r>
+          </w:p>
+        </w:tc>
+        <w:tc>
+          <w:tcPr>
+            <w:tcW w:type="dxa" w:w="1080"/>
+          </w:tcPr>
+          <w:p>
+            <w:r>
+              <w:rPr>
+                <w:rFonts w:ascii="Microsoft YaHei" w:hAnsi="Microsoft YaHei"/>
+                <w:sz w:val="18"/>
+              </w:rPr>
+              <w:t>—</w:t>
+            </w:r>
+          </w:p>
+        </w:tc>
+        <w:tc>
+          <w:tcPr>
+            <w:tcW w:type="dxa" w:w="1080"/>
+          </w:tcPr>
+          <w:p>
+            <w:r>
+              <w:rPr>
+                <w:rFonts w:ascii="Microsoft YaHei" w:hAnsi="Microsoft YaHei"/>
+                <w:sz w:val="18"/>
+              </w:rPr>
+              <w:t>—</w:t>
+            </w:r>
+          </w:p>
+        </w:tc>
+        <w:tc>
+          <w:tcPr>
+            <w:tcW w:type="dxa" w:w="1080"/>
+          </w:tcPr>
+          <w:p>
+            <w:r>
+              <w:rPr>
+                <w:rFonts w:ascii="Microsoft YaHei" w:hAnsi="Microsoft YaHei"/>
+                <w:sz w:val="18"/>
+              </w:rPr>
+              <w:t>—</w:t>
+            </w:r>
+          </w:p>
+        </w:tc>
+      </w:tr>
+      <w:tr>
+        <w:tc>
+          <w:tcPr>
+            <w:tcW w:type="dxa" w:w="1080"/>
+          </w:tcPr>
+          <w:p>
+            <w:r>
+              <w:rPr>
+                <w:rFonts w:ascii="Microsoft YaHei" w:hAnsi="Microsoft YaHei"/>
+                <w:sz w:val="18"/>
+              </w:rPr>
+              <w:t>7</w:t>
+            </w:r>
+          </w:p>
+        </w:tc>
+        <w:tc>
+          <w:tcPr>
+            <w:tcW w:type="dxa" w:w="1080"/>
+          </w:tcPr>
+          <w:p>
+            <w:r>
+              <w:rPr>
+                <w:rFonts w:ascii="Microsoft YaHei" w:hAnsi="Microsoft YaHei"/>
+                <w:sz w:val="18"/>
+              </w:rPr>
+              <w:t>—</w:t>
+            </w:r>
+          </w:p>
+        </w:tc>
+        <w:tc>
+          <w:tcPr>
+            <w:tcW w:type="dxa" w:w="1080"/>
+          </w:tcPr>
+          <w:p>
+            <w:r>
+              <w:rPr>
+                <w:rFonts w:ascii="Microsoft YaHei" w:hAnsi="Microsoft YaHei"/>
+                <w:sz w:val="18"/>
+              </w:rPr>
+              <w:t>—</w:t>
+            </w:r>
+          </w:p>
+        </w:tc>
+        <w:tc>
+          <w:tcPr>
+            <w:tcW w:type="dxa" w:w="1080"/>
+          </w:tcPr>
+          <w:p>
+            <w:r>
+              <w:rPr>
+                <w:rFonts w:ascii="Microsoft YaHei" w:hAnsi="Microsoft YaHei"/>
+                <w:sz w:val="18"/>
+              </w:rPr>
+              <w:t>—</w:t>
+            </w:r>
+          </w:p>
+        </w:tc>
+        <w:tc>
+          <w:tcPr>
+            <w:tcW w:type="dxa" w:w="1080"/>
+          </w:tcPr>
+          <w:p>
+            <w:r>
+              <w:rPr>
+                <w:rFonts w:ascii="Microsoft YaHei" w:hAnsi="Microsoft YaHei"/>
+                <w:sz w:val="18"/>
+              </w:rPr>
+              <w:t>—</w:t>
+            </w:r>
+          </w:p>
+        </w:tc>
+        <w:tc>
+          <w:tcPr>
+            <w:tcW w:type="dxa" w:w="1080"/>
+          </w:tcPr>
+          <w:p>
+            <w:r>
+              <w:rPr>
+                <w:rFonts w:ascii="Microsoft YaHei" w:hAnsi="Microsoft YaHei"/>
+                <w:sz w:val="18"/>
+              </w:rPr>
+              <w:t>—</w:t>
+            </w:r>
+          </w:p>
+        </w:tc>
+        <w:tc>
+          <w:tcPr>
+            <w:tcW w:type="dxa" w:w="1080"/>
+          </w:tcPr>
+          <w:p>
+            <w:r>
+              <w:rPr>
+                <w:rFonts w:ascii="Microsoft YaHei" w:hAnsi="Microsoft YaHei"/>
+                <w:sz w:val="18"/>
+              </w:rPr>
+              <w:t>—</w:t>
+            </w:r>
+          </w:p>
+        </w:tc>
+        <w:tc>
+          <w:tcPr>
+            <w:tcW w:type="dxa" w:w="1080"/>
+          </w:tcPr>
+          <w:p>
+            <w:r>
+              <w:rPr>
+                <w:rFonts w:ascii="Microsoft YaHei" w:hAnsi="Microsoft YaHei"/>
+                <w:sz w:val="18"/>
+              </w:rPr>
+              <w:t>—</w:t>
+            </w:r>
+          </w:p>
+        </w:tc>
+      </w:tr>
+      <w:tr>
+        <w:tc>
+          <w:tcPr>
+            <w:tcW w:type="dxa" w:w="1080"/>
+          </w:tcPr>
+          <w:p>
+            <w:r>
+              <w:rPr>
+                <w:rFonts w:ascii="Microsoft YaHei" w:hAnsi="Microsoft YaHei"/>
+                <w:sz w:val="18"/>
+              </w:rPr>
+              <w:t>8</w:t>
+            </w:r>
+          </w:p>
+        </w:tc>
+        <w:tc>
+          <w:tcPr>
+            <w:tcW w:type="dxa" w:w="1080"/>
+          </w:tcPr>
+          <w:p>
+            <w:r>
+              <w:rPr>
+                <w:rFonts w:ascii="Microsoft YaHei" w:hAnsi="Microsoft YaHei"/>
+                <w:sz w:val="18"/>
+              </w:rPr>
+              <w:t>—</w:t>
+            </w:r>
+          </w:p>
+        </w:tc>
+        <w:tc>
+          <w:tcPr>
+            <w:tcW w:type="dxa" w:w="1080"/>
+          </w:tcPr>
+          <w:p>
+            <w:r>
+              <w:rPr>
+                <w:rFonts w:ascii="Microsoft YaHei" w:hAnsi="Microsoft YaHei"/>
+                <w:sz w:val="18"/>
+              </w:rPr>
+              <w:t>—</w:t>
+            </w:r>
+          </w:p>
+        </w:tc>
+        <w:tc>
+          <w:tcPr>
+            <w:tcW w:type="dxa" w:w="1080"/>
+          </w:tcPr>
+          <w:p>
+            <w:r>
+              <w:rPr>
+                <w:rFonts w:ascii="Microsoft YaHei" w:hAnsi="Microsoft YaHei"/>
+                <w:sz w:val="18"/>
+              </w:rPr>
+              <w:t>—</w:t>
+            </w:r>
+          </w:p>
+        </w:tc>
+        <w:tc>
+          <w:tcPr>
+            <w:tcW w:type="dxa" w:w="1080"/>
+          </w:tcPr>
+          <w:p>
+            <w:r>
+              <w:rPr>
+                <w:rFonts w:ascii="Microsoft YaHei" w:hAnsi="Microsoft YaHei"/>
+                <w:sz w:val="18"/>
+              </w:rPr>
+              <w:t>—</w:t>
+            </w:r>
+          </w:p>
+        </w:tc>
+        <w:tc>
+          <w:tcPr>
+            <w:tcW w:type="dxa" w:w="1080"/>
+          </w:tcPr>
+          <w:p>
+            <w:r>
+              <w:rPr>
+                <w:rFonts w:ascii="Microsoft YaHei" w:hAnsi="Microsoft YaHei"/>
+                <w:sz w:val="18"/>
+              </w:rPr>
+              <w:t>—</w:t>
+            </w:r>
+          </w:p>
+        </w:tc>
+        <w:tc>
+          <w:tcPr>
+            <w:tcW w:type="dxa" w:w="1080"/>
+          </w:tcPr>
+          <w:p>
+            <w:r>
+              <w:rPr>
+                <w:rFonts w:ascii="Microsoft YaHei" w:hAnsi="Microsoft YaHei"/>
+                <w:sz w:val="18"/>
+              </w:rPr>
+              <w:t>—</w:t>
+            </w:r>
+          </w:p>
+        </w:tc>
+        <w:tc>
+          <w:tcPr>
+            <w:tcW w:type="dxa" w:w="1080"/>
+          </w:tcPr>
+          <w:p>
+            <w:r>
+              <w:rPr>
+                <w:rFonts w:ascii="Microsoft YaHei" w:hAnsi="Microsoft YaHei"/>
+                <w:sz w:val="18"/>
+              </w:rPr>
+              <w:t>—</w:t>
+            </w:r>
+          </w:p>
+        </w:tc>
+      </w:tr>
+      <w:tr>
+        <w:tc>
+          <w:tcPr>
+            <w:tcW w:type="dxa" w:w="1080"/>
+          </w:tcPr>
+          <w:p>
+            <w:r>
+              <w:rPr>
+                <w:rFonts w:ascii="Microsoft YaHei" w:hAnsi="Microsoft YaHei"/>
+                <w:sz w:val="18"/>
+              </w:rPr>
+              <w:t>9</w:t>
+            </w:r>
+          </w:p>
+        </w:tc>
+        <w:tc>
+          <w:tcPr>
+            <w:tcW w:type="dxa" w:w="1080"/>
+          </w:tcPr>
+          <w:p>
+            <w:r>
+              <w:rPr>
+                <w:rFonts w:ascii="Microsoft YaHei" w:hAnsi="Microsoft YaHei"/>
+                <w:sz w:val="18"/>
+              </w:rPr>
+              <w:t>—</w:t>
+            </w:r>
+          </w:p>
+        </w:tc>
+        <w:tc>
+          <w:tcPr>
+            <w:tcW w:type="dxa" w:w="1080"/>
+          </w:tcPr>
+          <w:p>
+            <w:r>
+              <w:rPr>
+                <w:rFonts w:ascii="Microsoft YaHei" w:hAnsi="Microsoft YaHei"/>
+                <w:sz w:val="18"/>
+              </w:rPr>
+              <w:t>—</w:t>
+            </w:r>
+          </w:p>
+        </w:tc>
+        <w:tc>
+          <w:tcPr>
+            <w:tcW w:type="dxa" w:w="1080"/>
+          </w:tcPr>
+          <w:p>
+            <w:r>
+              <w:rPr>
+                <w:rFonts w:ascii="Microsoft YaHei" w:hAnsi="Microsoft YaHei"/>
+                <w:sz w:val="18"/>
+              </w:rPr>
+              <w:t>—</w:t>
+            </w:r>
+          </w:p>
+        </w:tc>
+        <w:tc>
+          <w:tcPr>
+            <w:tcW w:type="dxa" w:w="1080"/>
+          </w:tcPr>
+          <w:p>
+            <w:r>
+              <w:rPr>
+                <w:rFonts w:ascii="Microsoft YaHei" w:hAnsi="Microsoft YaHei"/>
+                <w:sz w:val="18"/>
+              </w:rPr>
+              <w:t>—</w:t>
+            </w:r>
+          </w:p>
+        </w:tc>
+        <w:tc>
+          <w:tcPr>
+            <w:tcW w:type="dxa" w:w="1080"/>
+          </w:tcPr>
+          <w:p>
+            <w:r>
+              <w:rPr>
+                <w:rFonts w:ascii="Microsoft YaHei" w:hAnsi="Microsoft YaHei"/>
+                <w:sz w:val="18"/>
+              </w:rPr>
+              <w:t>—</w:t>
+            </w:r>
+          </w:p>
+        </w:tc>
+        <w:tc>
+          <w:tcPr>
+            <w:tcW w:type="dxa" w:w="1080"/>
+          </w:tcPr>
+          <w:p>
+            <w:r>
+              <w:rPr>
+                <w:rFonts w:ascii="Microsoft YaHei" w:hAnsi="Microsoft YaHei"/>
+                <w:sz w:val="18"/>
+              </w:rPr>
+              <w:t>—</w:t>
+            </w:r>
+          </w:p>
+        </w:tc>
+        <w:tc>
+          <w:tcPr>
+            <w:tcW w:type="dxa" w:w="1080"/>
+          </w:tcPr>
+          <w:p>
+            <w:r>
+              <w:rPr>
+                <w:rFonts w:ascii="Microsoft YaHei" w:hAnsi="Microsoft YaHei"/>
+                <w:sz w:val="18"/>
+              </w:rPr>
+              <w:t>—</w:t>
+            </w:r>
+          </w:p>
+        </w:tc>
+      </w:tr>
+      <w:tr>
+        <w:tc>
+          <w:tcPr>
+            <w:tcW w:type="dxa" w:w="1080"/>
+          </w:tcPr>
+          <w:p>
+            <w:r>
+              <w:rPr>
+                <w:rFonts w:ascii="Microsoft YaHei" w:hAnsi="Microsoft YaHei"/>
+                <w:sz w:val="18"/>
+              </w:rPr>
+              <w:t>10</w:t>
+            </w:r>
+          </w:p>
+        </w:tc>
+        <w:tc>
+          <w:tcPr>
+            <w:tcW w:type="dxa" w:w="1080"/>
+          </w:tcPr>
+          <w:p>
+            <w:r>
+              <w:rPr>
+                <w:rFonts w:ascii="Microsoft YaHei" w:hAnsi="Microsoft YaHei"/>
+                <w:sz w:val="18"/>
+              </w:rPr>
+              <w:t>—</w:t>
+            </w:r>
+          </w:p>
+        </w:tc>
+        <w:tc>
+          <w:tcPr>
+            <w:tcW w:type="dxa" w:w="1080"/>
+          </w:tcPr>
+          <w:p>
+            <w:r>
+              <w:rPr>
+                <w:rFonts w:ascii="Microsoft YaHei" w:hAnsi="Microsoft YaHei"/>
+                <w:sz w:val="18"/>
+              </w:rPr>
+              <w:t>—</w:t>
+            </w:r>
+          </w:p>
+        </w:tc>
+        <w:tc>
+          <w:tcPr>
+            <w:tcW w:type="dxa" w:w="1080"/>
+          </w:tcPr>
+          <w:p>
+            <w:r>
+              <w:rPr>
+                <w:rFonts w:ascii="Microsoft YaHei" w:hAnsi="Microsoft YaHei"/>
+                <w:sz w:val="18"/>
+              </w:rPr>
+              <w:t>—</w:t>
+            </w:r>
+          </w:p>
+        </w:tc>
+        <w:tc>
+          <w:tcPr>
+            <w:tcW w:type="dxa" w:w="1080"/>
+          </w:tcPr>
+          <w:p>
+            <w:r>
+              <w:rPr>
+                <w:rFonts w:ascii="Microsoft YaHei" w:hAnsi="Microsoft YaHei"/>
+                <w:sz w:val="18"/>
+              </w:rPr>
+              <w:t>—</w:t>
+            </w:r>
+          </w:p>
+        </w:tc>
+        <w:tc>
+          <w:tcPr>
+            <w:tcW w:type="dxa" w:w="1080"/>
+          </w:tcPr>
+          <w:p>
+            <w:r>
+              <w:rPr>
+                <w:rFonts w:ascii="Microsoft YaHei" w:hAnsi="Microsoft YaHei"/>
+                <w:sz w:val="18"/>
+              </w:rPr>
+              <w:t>—</w:t>
+            </w:r>
+          </w:p>
+        </w:tc>
+        <w:tc>
+          <w:tcPr>
+            <w:tcW w:type="dxa" w:w="1080"/>
+          </w:tcPr>
+          <w:p>
+            <w:r>
+              <w:rPr>
+                <w:rFonts w:ascii="Microsoft YaHei" w:hAnsi="Microsoft YaHei"/>
+                <w:sz w:val="18"/>
+              </w:rPr>
+              <w:t>—</w:t>
+            </w:r>
+          </w:p>
+        </w:tc>
+        <w:tc>
+          <w:tcPr>
+            <w:tcW w:type="dxa" w:w="1080"/>
+          </w:tcPr>
+          <w:p>
+            <w:r>
+              <w:rPr>
+                <w:rFonts w:ascii="Microsoft YaHei" w:hAnsi="Microsoft YaHei"/>
+                <w:sz w:val="18"/>
+              </w:rPr>
+              <w:t>—</w:t>
+            </w:r>
+          </w:p>
+        </w:tc>
+      </w:tr>
+      <w:tr>
+        <w:tc>
+          <w:tcPr>
+            <w:tcW w:type="dxa" w:w="1080"/>
+          </w:tcPr>
+          <w:p>
+            <w:r>
+              <w:rPr>
+                <w:rFonts w:ascii="Microsoft YaHei" w:hAnsi="Microsoft YaHei"/>
+                <w:sz w:val="18"/>
+              </w:rPr>
+              <w:t>11</w:t>
+            </w:r>
+          </w:p>
+        </w:tc>
+        <w:tc>
+          <w:tcPr>
+            <w:tcW w:type="dxa" w:w="1080"/>
+          </w:tcPr>
+          <w:p>
+            <w:r>
+              <w:rPr>
+                <w:rFonts w:ascii="Microsoft YaHei" w:hAnsi="Microsoft YaHei"/>
+                <w:sz w:val="18"/>
+              </w:rPr>
+              <w:t>—</w:t>
+            </w:r>
+          </w:p>
+        </w:tc>
+        <w:tc>
+          <w:tcPr>
+            <w:tcW w:type="dxa" w:w="1080"/>
+          </w:tcPr>
+          <w:p>
+            <w:r>
+              <w:rPr>
+                <w:rFonts w:ascii="Microsoft YaHei" w:hAnsi="Microsoft YaHei"/>
+                <w:sz w:val="18"/>
+              </w:rPr>
+              <w:t>—</w:t>
+            </w:r>
+          </w:p>
+        </w:tc>
+        <w:tc>
+          <w:tcPr>
+            <w:tcW w:type="dxa" w:w="1080"/>
+          </w:tcPr>
+          <w:p>
+            <w:r>
+              <w:rPr>
+                <w:rFonts w:ascii="Microsoft YaHei" w:hAnsi="Microsoft YaHei"/>
+                <w:sz w:val="18"/>
+              </w:rPr>
+              <w:t>—</w:t>
+            </w:r>
+          </w:p>
+        </w:tc>
+        <w:tc>
+          <w:tcPr>
+            <w:tcW w:type="dxa" w:w="1080"/>
+          </w:tcPr>
+          <w:p>
+            <w:r>
+              <w:rPr>
+                <w:rFonts w:ascii="Microsoft YaHei" w:hAnsi="Microsoft YaHei"/>
+                <w:sz w:val="18"/>
+              </w:rPr>
+              <w:t>—</w:t>
+            </w:r>
+          </w:p>
+        </w:tc>
+        <w:tc>
+          <w:tcPr>
+            <w:tcW w:type="dxa" w:w="1080"/>
+          </w:tcPr>
+          <w:p>
+            <w:r>
+              <w:rPr>
+                <w:rFonts w:ascii="Microsoft YaHei" w:hAnsi="Microsoft YaHei"/>
+                <w:sz w:val="18"/>
+              </w:rPr>
+              <w:t>—</w:t>
+            </w:r>
+          </w:p>
+        </w:tc>
+        <w:tc>
+          <w:tcPr>
+            <w:tcW w:type="dxa" w:w="1080"/>
+          </w:tcPr>
+          <w:p>
+            <w:r>
+              <w:rPr>
+                <w:rFonts w:ascii="Microsoft YaHei" w:hAnsi="Microsoft YaHei"/>
+                <w:sz w:val="18"/>
+              </w:rPr>
+              <w:t>—</w:t>
+            </w:r>
+          </w:p>
+        </w:tc>
+        <w:tc>
+          <w:tcPr>
+            <w:tcW w:type="dxa" w:w="1080"/>
+          </w:tcPr>
+          <w:p>
+            <w:r>
+              <w:rPr>
+                <w:rFonts w:ascii="Microsoft YaHei" w:hAnsi="Microsoft YaHei"/>
+                <w:sz w:val="18"/>
+              </w:rPr>
+              <w:t>—</w:t>
+            </w:r>
+          </w:p>
+        </w:tc>
+      </w:tr>
+      <w:tr>
+        <w:tc>
+          <w:tcPr>
+            <w:tcW w:type="dxa" w:w="1080"/>
+          </w:tcPr>
+          <w:p>
+            <w:r>
+              <w:rPr>
+                <w:rFonts w:ascii="Microsoft YaHei" w:hAnsi="Microsoft YaHei"/>
+                <w:sz w:val="18"/>
+              </w:rPr>
+              <w:t>12</w:t>
+            </w:r>
+          </w:p>
+        </w:tc>
+        <w:tc>
+          <w:tcPr>
+            <w:tcW w:type="dxa" w:w="1080"/>
+          </w:tcPr>
+          <w:p>
+            <w:r>
+              <w:rPr>
+                <w:rFonts w:ascii="Microsoft YaHei" w:hAnsi="Microsoft YaHei"/>
+                <w:sz w:val="18"/>
+              </w:rPr>
+              <w:t>—</w:t>
+            </w:r>
+          </w:p>
+        </w:tc>
+        <w:tc>
+          <w:tcPr>
+            <w:tcW w:type="dxa" w:w="1080"/>
+          </w:tcPr>
+          <w:p>
+            <w:r>
+              <w:rPr>
+                <w:rFonts w:ascii="Microsoft YaHei" w:hAnsi="Microsoft YaHei"/>
+                <w:sz w:val="18"/>
+              </w:rPr>
+              <w:t>—</w:t>
+            </w:r>
+          </w:p>
+        </w:tc>
+        <w:tc>
+          <w:tcPr>
+            <w:tcW w:type="dxa" w:w="1080"/>
+          </w:tcPr>
+          <w:p>
+            <w:r>
+              <w:rPr>
+                <w:rFonts w:ascii="Microsoft YaHei" w:hAnsi="Microsoft YaHei"/>
+                <w:sz w:val="18"/>
+              </w:rPr>
+              <w:t>—</w:t>
+            </w:r>
+          </w:p>
+        </w:tc>
+        <w:tc>
+          <w:tcPr>
+            <w:tcW w:type="dxa" w:w="1080"/>
+          </w:tcPr>
+          <w:p>
+            <w:r>
+              <w:rPr>
+                <w:rFonts w:ascii="Microsoft YaHei" w:hAnsi="Microsoft YaHei"/>
+                <w:sz w:val="18"/>
+              </w:rPr>
+              <w:t>—</w:t>
+            </w:r>
+          </w:p>
+        </w:tc>
+        <w:tc>
+          <w:tcPr>
+            <w:tcW w:type="dxa" w:w="1080"/>
+          </w:tcPr>
+          <w:p>
+            <w:r>
+              <w:rPr>
+                <w:rFonts w:ascii="Microsoft YaHei" w:hAnsi="Microsoft YaHei"/>
+                <w:sz w:val="18"/>
+              </w:rPr>
+              <w:t>—</w:t>
+            </w:r>
+          </w:p>
+        </w:tc>
+        <w:tc>
+          <w:tcPr>
+            <w:tcW w:type="dxa" w:w="1080"/>
+          </w:tcPr>
+          <w:p>
+            <w:r>
+              <w:rPr>
+                <w:rFonts w:ascii="Microsoft YaHei" w:hAnsi="Microsoft YaHei"/>
+                <w:sz w:val="18"/>
+              </w:rPr>
+              <w:t>—</w:t>
+            </w:r>
+          </w:p>
+        </w:tc>
+        <w:tc>
+          <w:tcPr>
+            <w:tcW w:type="dxa" w:w="1080"/>
           </w:tcPr>
           <w:p>
             <w:r>
@@ -500,7 +1627,7 @@
           <w:rFonts w:ascii="Microsoft YaHei" w:hAnsi="Microsoft YaHei"/>
           <w:sz w:val="26"/>
         </w:rPr>
-        <w:t>表后说明：各列含义</w:t>
+        <w:t>表头说明：各列含义</w:t>
       </w:r>
     </w:p>
     <w:p>
@@ -512,7 +1639,7 @@
           <w:rFonts w:ascii="Microsoft YaHei" w:hAnsi="Microsoft YaHei"/>
           <w:sz w:val="20"/>
         </w:rPr>
-        <w:t>「等级名称」：您在小程序或合作资料中看到的分销身份名称；上表前两行为**对照示例**，展示「入门档」与「更高一档」在表述上的典型差异，便于读者理解；**非对贵司实际等级的承诺**，贵司应将示例替换为真实等级名称。</w:t>
+        <w:t>「序号」：表格中的行号，便于查阅、沟通及与内部台账对应；不参与任何金额或比例计算。</w:t>
       </w:r>
     </w:p>
     <w:p>
@@ -524,7 +1651,7 @@
           <w:rFonts w:ascii="Microsoft YaHei" w:hAnsi="Microsoft YaHei"/>
           <w:sz w:val="20"/>
         </w:rPr>
-        <w:t>「档位排序」：标明各档之间相对高低或先后关系（如入门、进阶等），具体以贵司规则为准。</w:t>
+        <w:t>「等级排序（整数）」：平台为各分销档位设定的顺序编号，用于区分高低或先后。同一制度下数字与「哪一档更高」的对应关系（如数值越大等级越高、或相反）以贵司公示规则为准，填写整数。</w:t>
       </w:r>
     </w:p>
     <w:p>
@@ -536,7 +1663,7 @@
           <w:rFonts w:ascii="Microsoft YaHei" w:hAnsi="Microsoft YaHei"/>
           <w:sz w:val="20"/>
         </w:rPr>
-        <w:t>「推广与分润（相对基础档）」：用一句话概括该档在**直接/间接推广奖励、分享比例**等方面，相对最低档或基础档**多了什么、优在哪里**；不写具体公式。</w:t>
+        <w:t>「等级名称」：对外展示的分销合作档位名称（如区域伙伴、专卖档等），须与小程序、合同或招商资料中的称谓保持一致，便于伙伴对号入座。</w:t>
       </w:r>
     </w:p>
     <w:p>
@@ -548,7 +1675,7 @@
           <w:rFonts w:ascii="Microsoft YaHei" w:hAnsi="Microsoft YaHei"/>
           <w:sz w:val="20"/>
         </w:rPr>
-        <w:t>「供货成本与团队激励（相对基础档）」：概括该档在**进货/成本政策**以及**团队激励权重或资格**上，相对基础档**有何不同**；具体数值以合同、后台或活动页为准。</w:t>
+        <w:t>「提货成本率（%）」：该档位在订货/提货时，在下一列所选定计价基数上需承担的成本比例，以百分数填写（如 70 表示 70%）。一般而言，在相同计价口径下，该比例越低，通常表示该档在供货成本上越有优势；是否与推广奖励合并计算，以平台规则为准。</w:t>
       </w:r>
     </w:p>
     <w:p>
@@ -560,7 +1687,43 @@
           <w:rFonts w:ascii="Microsoft YaHei" w:hAnsi="Microsoft YaHei"/>
           <w:sz w:val="20"/>
         </w:rPr>
-        <w:t>「备注」：可写升级条件、考核周期、区域限制、与活动叠加以何者优先等；无则填横线。</w:t>
+        <w:t>「成本按何计算（零售价/成本价）」：说明「提货成本率」所乘的计价基数。填「零售价」表示按商品参考零售价（或平台规定的零售类口径）计算提货成本；填「成本价」表示按商品成本合计（或平台规定的成本类口径）计算。须与后台实际配置一致，二者勿混用。</w:t>
+      </w:r>
+    </w:p>
+    <w:p>
+      <w:pPr>
+        <w:pStyle w:val="ListBullet"/>
+      </w:pPr>
+      <w:r>
+        <w:rPr>
+          <w:rFonts w:ascii="Microsoft YaHei" w:hAnsi="Microsoft YaHei"/>
+          <w:sz w:val="20"/>
+        </w:rPr>
+        <w:t>「直接分享比例（0~1）」：因您**直接推广**而成交时，适用于您的分享奖励比例，请填 **0 到 1 之间的小数**（例如 0.05 表示 5%）。若界面以「百分比」展示，请换算为同一口径后再填入本表。</w:t>
+      </w:r>
+    </w:p>
+    <w:p>
+      <w:pPr>
+        <w:pStyle w:val="ListBullet"/>
+      </w:pPr>
+      <w:r>
+        <w:rPr>
+          <w:rFonts w:ascii="Microsoft YaHei" w:hAnsi="Microsoft YaHei"/>
+          <w:sz w:val="20"/>
+        </w:rPr>
+        <w:t>「间接分享比例（0~1）」：在符合平台多级推荐规则的前提下，因**间接推广链条**带来的成交，适用于您的分享奖励比例，同样为 0~1 小数。若本档不享受间接分享或未启用该功能，可填 0 或注明「不适用」。</w:t>
+      </w:r>
+    </w:p>
+    <w:p>
+      <w:pPr>
+        <w:pStyle w:val="ListBullet"/>
+      </w:pPr>
+      <w:r>
+        <w:rPr>
+          <w:rFonts w:ascii="Microsoft YaHei" w:hAnsi="Microsoft YaHei"/>
+          <w:sz w:val="20"/>
+        </w:rPr>
+        <w:t>「备注」：可填写该档升级条件、考核周期、区域或品类限制、与限时活动叠加以何者优先等；无补充内容时可填「—」或留空。</w:t>
       </w:r>
     </w:p>
     <w:p>

--- a/docs/分销奖励与收益说明.docx
+++ b/docs/分销奖励与收益说明.docx
@@ -1735,49 +1735,19 @@
           <w:rFonts w:ascii="Microsoft YaHei" w:hAnsi="Microsoft YaHei"/>
           <w:sz w:val="26"/>
         </w:rPr>
-        <w:t>四、奖励从哪里来</w:t>
-      </w:r>
-    </w:p>
-    <w:p>
-      <w:r>
-        <w:rPr>
-          <w:rFonts w:ascii="Microsoft YaHei" w:hAnsi="Microsoft YaHei"/>
-          <w:sz w:val="22"/>
-        </w:rPr>
-        <w:t>奖励来源于订单在扣除商品成本、平台基础运营成本及依法应由商户承担的费用之后，预留用于市场拓展与渠道激励的部分。并非每一笔订单都会产生全部类型的奖励，是否发放、发放对象与金额，取决于订单是否有效完成、是否属于参与计奖的商品范围、以及当时适用的活动与等级政策。</w:t>
+        <w:t>四、团队激励说明与推广佣金运作逻辑</w:t>
       </w:r>
     </w:p>
     <w:p>
       <w:pPr>
-        <w:pStyle w:val="Heading2"/>
+        <w:pStyle w:val="Heading3"/>
       </w:pPr>
       <w:r>
         <w:rPr>
           <w:rFonts w:ascii="Microsoft YaHei" w:hAnsi="Microsoft YaHei"/>
           <w:sz w:val="26"/>
         </w:rPr>
-        <w:t>五、分配方式（原则说明）</w:t>
-      </w:r>
-    </w:p>
-    <w:p>
-      <w:r>
-        <w:rPr>
-          <w:rFonts w:ascii="Microsoft YaHei" w:hAnsi="Microsoft YaHei"/>
-          <w:sz w:val="22"/>
-        </w:rPr>
-        <w:t>为兼顾「鼓励分享」与「渠道公平」，平台通常按以下思路分配（实际以系统执行与公示规则为准）：优先保障直接分享所产生的推广激励；在存在多级合作结构时，再按等级与团队贡献规则，在剩余空间内进行二次分配。您无需自行计算，订单完成后可在「佣金/奖励」相关页面查看明细。</w:t>
-      </w:r>
-    </w:p>
-    <w:p>
-      <w:pPr>
-        <w:pStyle w:val="Heading2"/>
-      </w:pPr>
-      <w:r>
-        <w:rPr>
-          <w:rFonts w:ascii="Microsoft YaHei" w:hAnsi="Microsoft YaHei"/>
-          <w:sz w:val="26"/>
-        </w:rPr>
-        <w:t>六、团队激励说明</w:t>
+        <w:t>（一）团队激励概览</w:t>
       </w:r>
     </w:p>
     <w:p>
@@ -1805,6 +1775,135 @@
           <w:sz w:val="22"/>
         </w:rPr>
         <w:t>关于使用方式：团队激励余额与「可提现佣金」在系统中通常分列管理。若平台允许将团队激励用于商城抵扣、提现或转入其他权益，将以收银台、提现页及公告为准；若某渠道暂未开放，亦请以页面提示为准，避免误解。</w:t>
+      </w:r>
+    </w:p>
+    <w:p>
+      <w:pPr>
+        <w:pStyle w:val="Heading3"/>
+      </w:pPr>
+      <w:r>
+        <w:rPr>
+          <w:rFonts w:ascii="Microsoft YaHei" w:hAnsi="Microsoft YaHei"/>
+          <w:sz w:val="26"/>
+        </w:rPr>
+        <w:t>（二）推广佣金与团队激励佣金如何分工、先后运作</w:t>
+      </w:r>
+    </w:p>
+    <w:p>
+      <w:r>
+        <w:rPr>
+          <w:rFonts w:ascii="Microsoft YaHei" w:hAnsi="Microsoft YaHei"/>
+          <w:sz w:val="22"/>
+        </w:rPr>
+        <w:t>为便于理解，可将两类收益理解为「两条管道、两类余额」：**推广佣金**主要指与分享、分销身份及渠道利差相关的奖励，在规则允许时计入**可提现佣金**（或与商城抵扣直接挂钩的佣金余额）；**团队激励佣金**主要指与团队拓展等级、团队贡献挂钩的追加激励，在规则允许时计入**团队激励余额**。二者均须在订单有效完成、且商品与活动未排除计奖的前提下，由平台按当期政策核算。</w:t>
+      </w:r>
+    </w:p>
+    <w:p>
+      <w:r>
+        <w:rPr>
+          <w:rFonts w:ascii="Microsoft YaHei" w:hAnsi="Microsoft YaHei"/>
+          <w:sz w:val="22"/>
+        </w:rPr>
+        <w:t>**运作顺序（原则性描述）**：同一笔订单在确认收货或流程完结后，平台通常**先**按规则核算与「直接推荐、间接推荐、近端分销伙伴的毛利与渠道利差」等相关的**推广佣金**项目，保障分享与渠道链条的基础回报；在可分配空间仍存、且您具备相应团队拓展资格时，**再**在同一订单维度上，按链条自近端向远端依次考量是否产生**单笔团队激励**（若某一级按规则不产生级差类收益，则可能在该级释放为团队激励的适用空间，具体以平台执行与公示为准）。因此，**同一订单、同一自然人在不同规则下可能仅出现其中一类，也可能两类均出现，但入账科目不同**，便于财务与您个人区分。</w:t>
+      </w:r>
+    </w:p>
+    <w:p>
+      <w:r>
+        <w:rPr>
+          <w:rFonts w:ascii="Microsoft YaHei" w:hAnsi="Microsoft YaHei"/>
+          <w:sz w:val="22"/>
+        </w:rPr>
+        <w:t>另：**按月汇总**的团队激励与**按单即时**的团队激励可能并存；前者在次月或约定周期入账团队激励余额，后者在订单完成后随单展示。二者与推广佣金仍属不同核算口径，请勿简单相加后与单笔订单支付金额对比。</w:t>
+      </w:r>
+    </w:p>
+    <w:p>
+      <w:pPr>
+        <w:pStyle w:val="Heading3"/>
+      </w:pPr>
+      <w:r>
+        <w:rPr>
+          <w:rFonts w:ascii="Microsoft YaHei" w:hAnsi="Microsoft YaHei"/>
+          <w:sz w:val="26"/>
+        </w:rPr>
+        <w:t>（三）复杂长链条举例（虚构，便于理解）</w:t>
+      </w:r>
+    </w:p>
+    <w:p>
+      <w:r>
+        <w:rPr>
+          <w:rFonts w:ascii="Microsoft YaHei" w:hAnsi="Microsoft YaHei"/>
+          <w:sz w:val="22"/>
+        </w:rPr>
+        <w:t>假设会员**小冯**通过平台下单并完成收货；其推荐关系自下而上为：**小冯 → 小陈 → 小林 → 小吴 → 小周 → 老郑**（箭头表示「被推荐人」指向「推荐人」一侧，即小陈是小冯的直接推荐人，小林是小陈的推荐人，以此类推直至老郑）。再假设小陈、小林、小吴、小周、老郑均具备不同档位的分销或团队拓展身份，且本单商品与活动均参与计奖。</w:t>
+      </w:r>
+    </w:p>
+    <w:p>
+      <w:r>
+        <w:rPr>
+          <w:rFonts w:ascii="Microsoft YaHei" w:hAnsi="Microsoft YaHei"/>
+          <w:sz w:val="22"/>
+        </w:rPr>
+        <w:t>订单完成后：**小冯**作为买家，不取得推广类收益。**小陈**作为小冯的**直接推荐人**，若满足「分享赚钱」或分销分享政策，可首先取得与**直接推广**相关的推广佣金（体现在可提现佣金侧，具体名称以页面为准）。**小林**若为小陈的**间接推荐人**且规则启用，可取得**间接推广**对应的推广佣金。</w:t>
+      </w:r>
+    </w:p>
+    <w:p>
+      <w:r>
+        <w:rPr>
+          <w:rFonts w:ascii="Microsoft YaHei" w:hAnsi="Microsoft YaHei"/>
+          <w:sz w:val="22"/>
+        </w:rPr>
+        <w:t>在**分销与渠道利差**层面：若小陈被认定为该单的**近端分销伙伴**并承担该单的「近端毛利」类核算，则与之对应的分销商佣金仍属**推广佣金体系**；随后沿链条向上，**小吴、小周、老郑**等更高或不同档位者，在成本与利差规则允许时，可能依次参与**级差类**推广佣金分配。若链条中某一级在规则下**不产生级差收益**，而平台在该级对具备团队拓展资格的伙伴开放**单笔团队激励**，则该级可能出现**团队激励余额**入账，与当级是否已取得推广佣金并不简单互斥，以系统明细为准。</w:t>
+      </w:r>
+    </w:p>
+    <w:p>
+      <w:r>
+        <w:rPr>
+          <w:rFonts w:ascii="Microsoft YaHei" w:hAnsi="Microsoft YaHei"/>
+          <w:sz w:val="22"/>
+        </w:rPr>
+        <w:t>若**老郑**同时管理较大团队，除上述与单笔订单相关的激励外，还可能在**次月**依据全月团队业绩获得**月度团队激励**汇总（若平台已启用该项），该部分同样计入**团队激励余额**通道，而不与当笔订单的可提现推广佣金混列。整个链条中，任一人实际所得种类与金额，均以平台当时规则、等级配置及本单明细为准；本例仅为帮助理解「长链条下多角色、两类余额可能如何交替出现」，**不构成对任何真实会员或订单的承诺**。</w:t>
+      </w:r>
+    </w:p>
+    <w:p>
+      <w:pPr>
+        <w:pStyle w:val="Heading2"/>
+      </w:pPr>
+      <w:r>
+        <w:rPr>
+          <w:rFonts w:ascii="Microsoft YaHei" w:hAnsi="Microsoft YaHei"/>
+          <w:sz w:val="26"/>
+        </w:rPr>
+        <w:t>五、奖励从哪里来</w:t>
+      </w:r>
+    </w:p>
+    <w:p>
+      <w:r>
+        <w:rPr>
+          <w:rFonts w:ascii="Microsoft YaHei" w:hAnsi="Microsoft YaHei"/>
+          <w:sz w:val="22"/>
+        </w:rPr>
+        <w:t>奖励来源于订单在扣除商品成本、平台基础运营成本及依法应由商户承担的费用之后，预留用于市场拓展与渠道激励的部分。并非每一笔订单都会产生全部类型的奖励，是否发放、发放对象与金额，取决于订单是否有效完成、是否属于参与计奖的商品范围、以及当时适用的活动与等级政策。</w:t>
+      </w:r>
+    </w:p>
+    <w:p>
+      <w:pPr>
+        <w:pStyle w:val="Heading2"/>
+      </w:pPr>
+      <w:r>
+        <w:rPr>
+          <w:rFonts w:ascii="Microsoft YaHei" w:hAnsi="Microsoft YaHei"/>
+          <w:sz w:val="26"/>
+        </w:rPr>
+        <w:t>六、分配方式（原则说明）</w:t>
+      </w:r>
+    </w:p>
+    <w:p>
+      <w:r>
+        <w:rPr>
+          <w:rFonts w:ascii="Microsoft YaHei" w:hAnsi="Microsoft YaHei"/>
+          <w:sz w:val="22"/>
+        </w:rPr>
+        <w:t>为兼顾「鼓励分享」与「渠道公平」，平台通常按以下思路分配（实际以系统执行与公示规则为准）：优先保障直接分享所产生的推广激励；在存在多级合作结构时，再按等级与团队贡献规则，在剩余空间内进行二次分配。您无需自行计算，订单完成后可在「佣金/奖励」相关页面查看明细。</w:t>
       </w:r>
     </w:p>
     <w:p>
